--- a/Docs/CINESENSE-SPRINT1.docx
+++ b/Docs/CINESENSE-SPRINT1.docx
@@ -28,7 +28,6 @@
         <w:spacing w:after="120"/>
         <w:jc w:val="center"/>
       </w:pPr>
-      <w:proofErr w:type="spellStart"/>
       <w:r>
         <w:rPr>
           <w:b/>
@@ -39,7 +38,6 @@
         </w:rPr>
         <w:t>CineSense</w:t>
       </w:r>
-      <w:proofErr w:type="spellEnd"/>
     </w:p>
     <w:p>
       <w:pPr>
@@ -70,29 +68,7 @@
           <w:sz w:val="30"/>
           <w:szCs w:val="30"/>
         </w:rPr>
-        <w:t xml:space="preserve">DELIVERABLE </w:t>
-      </w:r>
-      <w:proofErr w:type="gramStart"/>
-      <w:r>
-        <w:rPr>
-          <w:b/>
-          <w:bCs/>
-          <w:color w:val="FFFFFF"/>
-          <w:sz w:val="30"/>
-          <w:szCs w:val="30"/>
-        </w:rPr>
-        <w:t>2  —</w:t>
-      </w:r>
-      <w:proofErr w:type="gramEnd"/>
-      <w:r>
-        <w:rPr>
-          <w:b/>
-          <w:bCs/>
-          <w:color w:val="FFFFFF"/>
-          <w:sz w:val="30"/>
-          <w:szCs w:val="30"/>
-        </w:rPr>
-        <w:t xml:space="preserve">  Sprint 1</w:t>
+        <w:t>DELIVERABLE 2  —  Sprint 1</w:t>
       </w:r>
     </w:p>
     <w:p>
@@ -140,13 +116,11 @@
       <w:r>
         <w:t xml:space="preserve">M Haris </w:t>
       </w:r>
-      <w:proofErr w:type="gramStart"/>
       <w:r>
-        <w:t>Fayyaz  |</w:t>
+        <w:t>Fayyaz | 23</w:t>
       </w:r>
-      <w:proofErr w:type="gramEnd"/>
       <w:r>
-        <w:t xml:space="preserve">  23L-0767</w:t>
+        <w:t>L-0767</w:t>
       </w:r>
     </w:p>
     <w:p>
@@ -157,13 +131,11 @@
       <w:r>
         <w:t xml:space="preserve">Moeez </w:t>
       </w:r>
-      <w:proofErr w:type="gramStart"/>
       <w:r>
-        <w:t>Ijaz  |</w:t>
+        <w:t>Ijaz | 23</w:t>
       </w:r>
-      <w:proofErr w:type="gramEnd"/>
       <w:r>
-        <w:t xml:space="preserve">  23L-0750</w:t>
+        <w:t>L-0750</w:t>
       </w:r>
     </w:p>
     <w:p>
@@ -174,19 +146,22 @@
       <w:r>
         <w:t xml:space="preserve">Faiqa </w:t>
       </w:r>
-      <w:proofErr w:type="gramStart"/>
       <w:r>
-        <w:t>Waseem  |</w:t>
+        <w:t>Waseem | 23</w:t>
       </w:r>
-      <w:proofErr w:type="gramEnd"/>
       <w:r>
-        <w:t xml:space="preserve">  23L-0633</w:t>
+        <w:t>L-0633</w:t>
       </w:r>
     </w:p>
     <w:p>
       <w:pPr>
         <w:spacing w:after="80"/>
         <w:jc w:val="center"/>
+        <w:rPr>
+          <w:color w:val="888888"/>
+          <w:sz w:val="20"/>
+          <w:szCs w:val="20"/>
+        </w:rPr>
       </w:pPr>
       <w:r>
         <w:rPr>
@@ -194,30 +169,31 @@
           <w:sz w:val="20"/>
           <w:szCs w:val="20"/>
         </w:rPr>
-        <w:t>Section: BCS-6</w:t>
+        <w:t xml:space="preserve">Section: BCS-6C  </w:t>
       </w:r>
-      <w:proofErr w:type="gramStart"/>
+    </w:p>
+    <w:p>
+      <w:pPr>
+        <w:spacing w:after="80"/>
+        <w:jc w:val="center"/>
+      </w:pPr>
       <w:r>
         <w:rPr>
           <w:color w:val="888888"/>
           <w:sz w:val="20"/>
           <w:szCs w:val="20"/>
         </w:rPr>
-        <w:t>C  |</w:t>
+        <w:t>Submitted to: Ma'am Ansa Liaqat</w:t>
       </w:r>
-      <w:proofErr w:type="gramEnd"/>
-      <w:r>
+    </w:p>
+    <w:p>
+      <w:pPr>
+        <w:jc w:val="center"/>
         <w:rPr>
           <w:color w:val="888888"/>
           <w:sz w:val="20"/>
           <w:szCs w:val="20"/>
         </w:rPr>
-        <w:t xml:space="preserve">  Submitted to: Ma'am Ansa Liaqat</w:t>
-      </w:r>
-    </w:p>
-    <w:p>
-      <w:pPr>
-        <w:jc w:val="center"/>
       </w:pPr>
       <w:r>
         <w:rPr>
@@ -229,6 +205,110 @@
       </w:r>
     </w:p>
     <w:p>
+      <w:pPr>
+        <w:jc w:val="center"/>
+        <w:rPr>
+          <w:color w:val="888888"/>
+          <w:sz w:val="20"/>
+          <w:szCs w:val="20"/>
+        </w:rPr>
+      </w:pPr>
+    </w:p>
+    <w:p>
+      <w:pPr>
+        <w:jc w:val="center"/>
+        <w:rPr>
+          <w:color w:val="888888"/>
+          <w:sz w:val="20"/>
+          <w:szCs w:val="20"/>
+        </w:rPr>
+      </w:pPr>
+    </w:p>
+    <w:p>
+      <w:pPr>
+        <w:jc w:val="center"/>
+        <w:rPr>
+          <w:color w:val="888888"/>
+          <w:sz w:val="20"/>
+          <w:szCs w:val="20"/>
+        </w:rPr>
+      </w:pPr>
+    </w:p>
+    <w:p>
+      <w:pPr>
+        <w:jc w:val="center"/>
+        <w:rPr>
+          <w:color w:val="888888"/>
+          <w:sz w:val="20"/>
+          <w:szCs w:val="20"/>
+        </w:rPr>
+      </w:pPr>
+    </w:p>
+    <w:p>
+      <w:pPr>
+        <w:jc w:val="center"/>
+        <w:rPr>
+          <w:color w:val="888888"/>
+          <w:sz w:val="20"/>
+          <w:szCs w:val="20"/>
+        </w:rPr>
+      </w:pPr>
+    </w:p>
+    <w:p>
+      <w:pPr>
+        <w:jc w:val="center"/>
+      </w:pPr>
+    </w:p>
+    <w:p>
+      <w:r>
+        <w:rPr>
+          <w:rFonts w:ascii="Times New Roman" w:hAnsi="Times New Roman" w:cs="Times New Roman"/>
+          <w:noProof/>
+          <w:sz w:val="32"/>
+          <w:szCs w:val="32"/>
+        </w:rPr>
+        <w:drawing>
+          <wp:inline distT="0" distB="0" distL="0" distR="0" wp14:anchorId="6F774969" wp14:editId="54D76306">
+            <wp:extent cx="5867400" cy="1661160"/>
+            <wp:effectExtent l="0" t="0" r="0" b="0"/>
+            <wp:docPr id="3" name="Picture 3"/>
+            <wp:cNvGraphicFramePr>
+              <a:graphicFrameLocks xmlns:a="http://schemas.openxmlformats.org/drawingml/2006/main" noChangeAspect="1"/>
+            </wp:cNvGraphicFramePr>
+            <a:graphic xmlns:a="http://schemas.openxmlformats.org/drawingml/2006/main">
+              <a:graphicData uri="http://schemas.openxmlformats.org/drawingml/2006/picture">
+                <pic:pic xmlns:pic="http://schemas.openxmlformats.org/drawingml/2006/picture">
+                  <pic:nvPicPr>
+                    <pic:cNvPr id="3" name="download (1)-Photoroom.png"/>
+                    <pic:cNvPicPr/>
+                  </pic:nvPicPr>
+                  <pic:blipFill>
+                    <a:blip r:embed="rId5">
+                      <a:extLst>
+                        <a:ext uri="{28A0092B-C50C-407E-A947-70E740481C1C}">
+                          <a14:useLocalDpi xmlns:a14="http://schemas.microsoft.com/office/drawing/2010/main" val="0"/>
+                        </a:ext>
+                      </a:extLst>
+                    </a:blip>
+                    <a:stretch>
+                      <a:fillRect/>
+                    </a:stretch>
+                  </pic:blipFill>
+                  <pic:spPr>
+                    <a:xfrm>
+                      <a:off x="0" y="0"/>
+                      <a:ext cx="5867400" cy="1661160"/>
+                    </a:xfrm>
+                    <a:prstGeom prst="rect">
+                      <a:avLst/>
+                    </a:prstGeom>
+                  </pic:spPr>
+                </pic:pic>
+              </a:graphicData>
+            </a:graphic>
+          </wp:inline>
+        </w:drawing>
+      </w:r>
       <w:r>
         <w:br w:type="page"/>
       </w:r>
@@ -271,13 +351,8 @@
       <w:pPr>
         <w:spacing w:before="60" w:after="60"/>
       </w:pPr>
-      <w:proofErr w:type="spellStart"/>
       <w:r>
-        <w:t>CineSense</w:t>
-      </w:r>
-      <w:proofErr w:type="spellEnd"/>
-      <w:r>
-        <w:t xml:space="preserve"> — Intelligent Web-Based Movie Recommendation System</w:t>
+        <w:t>CineSense — Intelligent Web-Based Movie Recommendation System</w:t>
       </w:r>
     </w:p>
     <w:p>
@@ -304,34 +379,21 @@
       <w:pPr>
         <w:spacing w:before="60" w:after="60"/>
       </w:pPr>
-      <w:proofErr w:type="spellStart"/>
       <w:r>
-        <w:t>CineSense</w:t>
+        <w:t>CineSense is a full-stack web-based application that delivers personalized movie recommendations to users using a hybrid machine learning approach. The system combines content-based filtering and collaborative filtering to overcome the limitations of single-method recommendation engines and the cold-start problem common in existing platforms.</w:t>
       </w:r>
-      <w:proofErr w:type="spellEnd"/>
+    </w:p>
+    <w:p>
+      <w:pPr>
+        <w:spacing w:before="60"/>
+      </w:pPr>
+    </w:p>
+    <w:p>
+      <w:pPr>
+        <w:spacing w:before="60" w:after="60"/>
+      </w:pPr>
       <w:r>
-        <w:t xml:space="preserve"> is a full-stack web-based application that delivers personalized movie recommendations to users using a hybrid machine learning approach. The system combines content-based filtering and collaborative filtering to overcome the limitations of single-method recommendation engines and the cold-start problem common in existing platforms.</w:t>
-      </w:r>
-    </w:p>
-    <w:p>
-      <w:pPr>
-        <w:spacing w:before="60"/>
-      </w:pPr>
-    </w:p>
-    <w:p>
-      <w:pPr>
-        <w:spacing w:before="60" w:after="60"/>
-      </w:pPr>
-      <w:r>
-        <w:t xml:space="preserve">Users can create accounts, log in securely, manage their profiles, rate movies, and receive ranked movie suggestions tailored to their individual preferences and rating history. The application is built using modern web technologies with Firebase as the backend-as-a-service for authentication, </w:t>
-      </w:r>
-      <w:proofErr w:type="spellStart"/>
-      <w:r>
-        <w:t>Firestore</w:t>
-      </w:r>
-      <w:proofErr w:type="spellEnd"/>
-      <w:r>
-        <w:t xml:space="preserve"> for data storage, and a Python-based ML model exposed via REST APIs for recommendation generation.</w:t>
+        <w:t>Users can create accounts, log in securely, manage their profiles, rate movies, and receive ranked movie suggestions tailored to their individual preferences and rating history. The application is built using modern web technologies with Firebase as the backend-as-a-service for authentication, Firestore for data storage, and a Python-based ML model exposed via REST APIs for recommendation generation.</w:t>
       </w:r>
     </w:p>
     <w:p>
@@ -372,15 +434,7 @@
         <w:spacing w:before="40" w:after="40"/>
       </w:pPr>
       <w:r>
-        <w:t xml:space="preserve">User Registration (Signup) with Firebase Authentication and </w:t>
-      </w:r>
-      <w:proofErr w:type="spellStart"/>
-      <w:r>
-        <w:t>Firestore</w:t>
-      </w:r>
-      <w:proofErr w:type="spellEnd"/>
-      <w:r>
-        <w:t xml:space="preserve"> data persistence</w:t>
+        <w:t>User Registration (Signup) with Firebase Authentication and Firestore data persistence</w:t>
       </w:r>
     </w:p>
     <w:p>
@@ -419,15 +473,7 @@
         <w:spacing w:before="40" w:after="40"/>
       </w:pPr>
       <w:r>
-        <w:t xml:space="preserve">View and Edit Profile (fetch and update data from </w:t>
-      </w:r>
-      <w:proofErr w:type="spellStart"/>
-      <w:r>
-        <w:t>Firestore</w:t>
-      </w:r>
-      <w:proofErr w:type="spellEnd"/>
-      <w:r>
-        <w:t>)</w:t>
+        <w:t>View and Edit Profile (fetch and update data from Firestore)</w:t>
       </w:r>
     </w:p>
     <w:p>
@@ -519,12 +565,6 @@
         <w:gridCol w:w="976"/>
       </w:tblGrid>
       <w:tr>
-        <w:tblPrEx>
-          <w:tblCellMar>
-            <w:top w:w="0" w:type="dxa"/>
-            <w:bottom w:w="0" w:type="dxa"/>
-          </w:tblCellMar>
-        </w:tblPrEx>
         <w:trPr>
           <w:gridAfter w:val="2"/>
           <w:wAfter w:w="720" w:type="dxa"/>
@@ -562,12 +602,6 @@
         </w:tc>
       </w:tr>
       <w:tr>
-        <w:tblPrEx>
-          <w:tblCellMar>
-            <w:top w:w="0" w:type="dxa"/>
-            <w:bottom w:w="0" w:type="dxa"/>
-          </w:tblCellMar>
-        </w:tblPrEx>
         <w:tc>
           <w:tcPr>
             <w:tcW w:w="1600" w:type="dxa"/>
@@ -680,12 +714,6 @@
         </w:tc>
       </w:tr>
       <w:tr>
-        <w:tblPrEx>
-          <w:tblCellMar>
-            <w:top w:w="0" w:type="dxa"/>
-            <w:bottom w:w="0" w:type="dxa"/>
-          </w:tblCellMar>
-        </w:tblPrEx>
         <w:trPr>
           <w:gridAfter w:val="2"/>
           <w:wAfter w:w="720" w:type="dxa"/>
@@ -744,38 +772,12 @@
                 <w:sz w:val="20"/>
                 <w:szCs w:val="20"/>
               </w:rPr>
-              <w:t xml:space="preserve">As a new user, I want to create an account using my email and password so that I can access </w:t>
-            </w:r>
-            <w:proofErr w:type="spellStart"/>
-            <w:r>
-              <w:rPr>
-                <w:i/>
-                <w:iCs/>
-                <w:sz w:val="20"/>
-                <w:szCs w:val="20"/>
-              </w:rPr>
-              <w:t>CineSense</w:t>
-            </w:r>
-            <w:proofErr w:type="spellEnd"/>
-            <w:r>
-              <w:rPr>
-                <w:i/>
-                <w:iCs/>
-                <w:sz w:val="20"/>
-                <w:szCs w:val="20"/>
-              </w:rPr>
-              <w:t xml:space="preserve"> and receive personalized movie recommendations.</w:t>
+              <w:t>As a new user, I want to create an account using my email and password so that I can access CineSense and receive personalized movie recommendations.</w:t>
             </w:r>
           </w:p>
         </w:tc>
       </w:tr>
       <w:tr>
-        <w:tblPrEx>
-          <w:tblCellMar>
-            <w:top w:w="0" w:type="dxa"/>
-            <w:bottom w:w="0" w:type="dxa"/>
-          </w:tblCellMar>
-        </w:tblPrEx>
         <w:trPr>
           <w:gridAfter w:val="2"/>
           <w:wAfter w:w="720" w:type="dxa"/>
@@ -832,50 +834,12 @@
                 <w:sz w:val="20"/>
                 <w:szCs w:val="20"/>
               </w:rPr>
-              <w:t xml:space="preserve">This story covers the complete user registration flow: collecting name, email, and password, validating inputs, creating a Firebase Authentication account, and saving the user profile data (name, email, join date) to </w:t>
-            </w:r>
-            <w:proofErr w:type="spellStart"/>
-            <w:r>
-              <w:rPr>
-                <w:sz w:val="20"/>
-                <w:szCs w:val="20"/>
-              </w:rPr>
-              <w:t>Firestore</w:t>
-            </w:r>
-            <w:proofErr w:type="spellEnd"/>
-            <w:r>
-              <w:rPr>
-                <w:sz w:val="20"/>
-                <w:szCs w:val="20"/>
-              </w:rPr>
-              <w:t xml:space="preserve"> under the </w:t>
-            </w:r>
-            <w:proofErr w:type="gramStart"/>
-            <w:r>
-              <w:rPr>
-                <w:sz w:val="20"/>
-                <w:szCs w:val="20"/>
-              </w:rPr>
-              <w:t>users</w:t>
-            </w:r>
-            <w:proofErr w:type="gramEnd"/>
-            <w:r>
-              <w:rPr>
-                <w:sz w:val="20"/>
-                <w:szCs w:val="20"/>
-              </w:rPr>
-              <w:t xml:space="preserve"> collection.</w:t>
+              <w:t>This story covers the complete user registration flow: collecting name, email, and password, validating inputs, creating a Firebase Authentication account, and saving the user profile data (name, email, join date) to Firestore under the users collection.</w:t>
             </w:r>
           </w:p>
         </w:tc>
       </w:tr>
       <w:tr>
-        <w:tblPrEx>
-          <w:tblCellMar>
-            <w:top w:w="0" w:type="dxa"/>
-            <w:bottom w:w="0" w:type="dxa"/>
-          </w:tblCellMar>
-        </w:tblPrEx>
         <w:trPr>
           <w:gridAfter w:val="2"/>
           <w:wAfter w:w="720" w:type="dxa"/>
@@ -991,34 +955,12 @@
                 <w:sz w:val="20"/>
                 <w:szCs w:val="20"/>
               </w:rPr>
-              <w:t xml:space="preserve">As a new user, I want my profile data to be saved to </w:t>
-            </w:r>
-            <w:proofErr w:type="spellStart"/>
-            <w:r>
-              <w:rPr>
-                <w:sz w:val="20"/>
-                <w:szCs w:val="20"/>
-              </w:rPr>
-              <w:t>Firestore</w:t>
-            </w:r>
-            <w:proofErr w:type="spellEnd"/>
-            <w:r>
-              <w:rPr>
-                <w:sz w:val="20"/>
-                <w:szCs w:val="20"/>
-              </w:rPr>
-              <w:t xml:space="preserve"> upon successful registration.</w:t>
+              <w:t>As a new user, I want my profile data to be saved to Firestore upon successful registration.</w:t>
             </w:r>
           </w:p>
         </w:tc>
       </w:tr>
       <w:tr>
-        <w:tblPrEx>
-          <w:tblCellMar>
-            <w:top w:w="0" w:type="dxa"/>
-            <w:bottom w:w="0" w:type="dxa"/>
-          </w:tblCellMar>
-        </w:tblPrEx>
         <w:trPr>
           <w:gridAfter w:val="2"/>
           <w:wAfter w:w="720" w:type="dxa"/>
@@ -1117,55 +1059,7 @@
                 <w:sz w:val="20"/>
                 <w:szCs w:val="20"/>
               </w:rPr>
-              <w:t xml:space="preserve">On successful signup, user data (name, email, </w:t>
-            </w:r>
-            <w:proofErr w:type="spellStart"/>
-            <w:r>
-              <w:rPr>
-                <w:sz w:val="20"/>
-                <w:szCs w:val="20"/>
-              </w:rPr>
-              <w:t>uid</w:t>
-            </w:r>
-            <w:proofErr w:type="spellEnd"/>
-            <w:r>
-              <w:rPr>
-                <w:sz w:val="20"/>
-                <w:szCs w:val="20"/>
-              </w:rPr>
-              <w:t xml:space="preserve">, </w:t>
-            </w:r>
-            <w:proofErr w:type="spellStart"/>
-            <w:r>
-              <w:rPr>
-                <w:sz w:val="20"/>
-                <w:szCs w:val="20"/>
-              </w:rPr>
-              <w:t>joinDate</w:t>
-            </w:r>
-            <w:proofErr w:type="spellEnd"/>
-            <w:r>
-              <w:rPr>
-                <w:sz w:val="20"/>
-                <w:szCs w:val="20"/>
-              </w:rPr>
-              <w:t xml:space="preserve">) must be stored in </w:t>
-            </w:r>
-            <w:proofErr w:type="spellStart"/>
-            <w:r>
-              <w:rPr>
-                <w:sz w:val="20"/>
-                <w:szCs w:val="20"/>
-              </w:rPr>
-              <w:t>Firestore</w:t>
-            </w:r>
-            <w:proofErr w:type="spellEnd"/>
-            <w:r>
-              <w:rPr>
-                <w:sz w:val="20"/>
-                <w:szCs w:val="20"/>
-              </w:rPr>
-              <w:t>.</w:t>
+              <w:t>On successful signup, user data (name, email, uid, joinDate) must be stored in Firestore.</w:t>
             </w:r>
           </w:p>
           <w:p>
@@ -1286,12 +1180,6 @@
         <w:gridCol w:w="988"/>
       </w:tblGrid>
       <w:tr>
-        <w:tblPrEx>
-          <w:tblCellMar>
-            <w:top w:w="0" w:type="dxa"/>
-            <w:bottom w:w="0" w:type="dxa"/>
-          </w:tblCellMar>
-        </w:tblPrEx>
         <w:trPr>
           <w:gridAfter w:val="2"/>
           <w:wAfter w:w="720" w:type="dxa"/>
@@ -1329,12 +1217,6 @@
         </w:tc>
       </w:tr>
       <w:tr>
-        <w:tblPrEx>
-          <w:tblCellMar>
-            <w:top w:w="0" w:type="dxa"/>
-            <w:bottom w:w="0" w:type="dxa"/>
-          </w:tblCellMar>
-        </w:tblPrEx>
         <w:tc>
           <w:tcPr>
             <w:tcW w:w="1600" w:type="dxa"/>
@@ -1447,12 +1329,6 @@
         </w:tc>
       </w:tr>
       <w:tr>
-        <w:tblPrEx>
-          <w:tblCellMar>
-            <w:top w:w="0" w:type="dxa"/>
-            <w:bottom w:w="0" w:type="dxa"/>
-          </w:tblCellMar>
-        </w:tblPrEx>
         <w:trPr>
           <w:gridAfter w:val="2"/>
           <w:wAfter w:w="720" w:type="dxa"/>
@@ -1511,38 +1387,12 @@
                 <w:sz w:val="20"/>
                 <w:szCs w:val="20"/>
               </w:rPr>
-              <w:t xml:space="preserve">As a registered user, I want to log in using my email and password so that I can access my personalized </w:t>
-            </w:r>
-            <w:proofErr w:type="spellStart"/>
-            <w:r>
-              <w:rPr>
-                <w:i/>
-                <w:iCs/>
-                <w:sz w:val="20"/>
-                <w:szCs w:val="20"/>
-              </w:rPr>
-              <w:t>CineSense</w:t>
-            </w:r>
-            <w:proofErr w:type="spellEnd"/>
-            <w:r>
-              <w:rPr>
-                <w:i/>
-                <w:iCs/>
-                <w:sz w:val="20"/>
-                <w:szCs w:val="20"/>
-              </w:rPr>
-              <w:t xml:space="preserve"> dashboard.</w:t>
+              <w:t>As a registered user, I want to log in using my email and password so that I can access my personalized CineSense dashboard.</w:t>
             </w:r>
           </w:p>
         </w:tc>
       </w:tr>
       <w:tr>
-        <w:tblPrEx>
-          <w:tblCellMar>
-            <w:top w:w="0" w:type="dxa"/>
-            <w:bottom w:w="0" w:type="dxa"/>
-          </w:tblCellMar>
-        </w:tblPrEx>
         <w:trPr>
           <w:gridAfter w:val="2"/>
           <w:wAfter w:w="720" w:type="dxa"/>
@@ -1599,50 +1449,12 @@
                 <w:sz w:val="20"/>
                 <w:szCs w:val="20"/>
               </w:rPr>
-              <w:t xml:space="preserve">This story covers the login flow using Firebase Authentication. The system authenticates the user, retrieves their profile from </w:t>
-            </w:r>
-            <w:proofErr w:type="spellStart"/>
-            <w:r>
-              <w:rPr>
-                <w:sz w:val="20"/>
-                <w:szCs w:val="20"/>
-              </w:rPr>
-              <w:t>Firestore</w:t>
-            </w:r>
-            <w:proofErr w:type="spellEnd"/>
-            <w:r>
-              <w:rPr>
-                <w:sz w:val="20"/>
-                <w:szCs w:val="20"/>
-              </w:rPr>
-              <w:t xml:space="preserve">, and redirects them to the dashboard. It also handles persistent </w:t>
-            </w:r>
-            <w:proofErr w:type="gramStart"/>
-            <w:r>
-              <w:rPr>
-                <w:sz w:val="20"/>
-                <w:szCs w:val="20"/>
-              </w:rPr>
-              <w:t>sessions</w:t>
-            </w:r>
-            <w:proofErr w:type="gramEnd"/>
-            <w:r>
-              <w:rPr>
-                <w:sz w:val="20"/>
-                <w:szCs w:val="20"/>
-              </w:rPr>
-              <w:t xml:space="preserve"> so users remain logged in across browser refreshes.</w:t>
+              <w:t>This story covers the login flow using Firebase Authentication. The system authenticates the user, retrieves their profile from Firestore, and redirects them to the dashboard. It also handles persistent sessions so users remain logged in across browser refreshes.</w:t>
             </w:r>
           </w:p>
         </w:tc>
       </w:tr>
       <w:tr>
-        <w:tblPrEx>
-          <w:tblCellMar>
-            <w:top w:w="0" w:type="dxa"/>
-            <w:bottom w:w="0" w:type="dxa"/>
-          </w:tblCellMar>
-        </w:tblPrEx>
         <w:trPr>
           <w:gridAfter w:val="2"/>
           <w:wAfter w:w="720" w:type="dxa"/>
@@ -1747,12 +1559,6 @@
         </w:tc>
       </w:tr>
       <w:tr>
-        <w:tblPrEx>
-          <w:tblCellMar>
-            <w:top w:w="0" w:type="dxa"/>
-            <w:bottom w:w="0" w:type="dxa"/>
-          </w:tblCellMar>
-        </w:tblPrEx>
         <w:trPr>
           <w:gridAfter w:val="2"/>
           <w:wAfter w:w="720" w:type="dxa"/>
@@ -1935,12 +1741,6 @@
         <w:gridCol w:w="1004"/>
       </w:tblGrid>
       <w:tr>
-        <w:tblPrEx>
-          <w:tblCellMar>
-            <w:top w:w="0" w:type="dxa"/>
-            <w:bottom w:w="0" w:type="dxa"/>
-          </w:tblCellMar>
-        </w:tblPrEx>
         <w:trPr>
           <w:gridAfter w:val="2"/>
           <w:wAfter w:w="720" w:type="dxa"/>
@@ -1978,12 +1778,6 @@
         </w:tc>
       </w:tr>
       <w:tr>
-        <w:tblPrEx>
-          <w:tblCellMar>
-            <w:top w:w="0" w:type="dxa"/>
-            <w:bottom w:w="0" w:type="dxa"/>
-          </w:tblCellMar>
-        </w:tblPrEx>
         <w:tc>
           <w:tcPr>
             <w:tcW w:w="1600" w:type="dxa"/>
@@ -2096,12 +1890,6 @@
         </w:tc>
       </w:tr>
       <w:tr>
-        <w:tblPrEx>
-          <w:tblCellMar>
-            <w:top w:w="0" w:type="dxa"/>
-            <w:bottom w:w="0" w:type="dxa"/>
-          </w:tblCellMar>
-        </w:tblPrEx>
         <w:trPr>
           <w:gridAfter w:val="2"/>
           <w:wAfter w:w="720" w:type="dxa"/>
@@ -2166,12 +1954,6 @@
         </w:tc>
       </w:tr>
       <w:tr>
-        <w:tblPrEx>
-          <w:tblCellMar>
-            <w:top w:w="0" w:type="dxa"/>
-            <w:bottom w:w="0" w:type="dxa"/>
-          </w:tblCellMar>
-        </w:tblPrEx>
         <w:trPr>
           <w:gridAfter w:val="2"/>
           <w:wAfter w:w="720" w:type="dxa"/>
@@ -2234,12 +2016,6 @@
         </w:tc>
       </w:tr>
       <w:tr>
-        <w:tblPrEx>
-          <w:tblCellMar>
-            <w:top w:w="0" w:type="dxa"/>
-            <w:bottom w:w="0" w:type="dxa"/>
-          </w:tblCellMar>
-        </w:tblPrEx>
         <w:trPr>
           <w:gridAfter w:val="2"/>
           <w:wAfter w:w="720" w:type="dxa"/>
@@ -2345,12 +2121,6 @@
         </w:tc>
       </w:tr>
       <w:tr>
-        <w:tblPrEx>
-          <w:tblCellMar>
-            <w:top w:w="0" w:type="dxa"/>
-            <w:bottom w:w="0" w:type="dxa"/>
-          </w:tblCellMar>
-        </w:tblPrEx>
         <w:trPr>
           <w:gridAfter w:val="2"/>
           <w:wAfter w:w="720" w:type="dxa"/>
@@ -2415,23 +2185,7 @@
                 <w:sz w:val="20"/>
                 <w:szCs w:val="20"/>
               </w:rPr>
-              <w:t xml:space="preserve">A logout button must </w:t>
-            </w:r>
-            <w:proofErr w:type="gramStart"/>
-            <w:r>
-              <w:rPr>
-                <w:sz w:val="20"/>
-                <w:szCs w:val="20"/>
-              </w:rPr>
-              <w:t>be accessible from the navigation bar at all times</w:t>
-            </w:r>
-            <w:proofErr w:type="gramEnd"/>
-            <w:r>
-              <w:rPr>
-                <w:sz w:val="20"/>
-                <w:szCs w:val="20"/>
-              </w:rPr>
-              <w:t xml:space="preserve"> when logged in.</w:t>
+              <w:t>A logout button must be accessible from the navigation bar at all times when logged in.</w:t>
             </w:r>
           </w:p>
           <w:p>
@@ -2448,32 +2202,7 @@
                 <w:sz w:val="20"/>
                 <w:szCs w:val="20"/>
               </w:rPr>
-              <w:t xml:space="preserve">Clicking logout must invoke Firebase </w:t>
-            </w:r>
-            <w:proofErr w:type="spellStart"/>
-            <w:proofErr w:type="gramStart"/>
-            <w:r>
-              <w:rPr>
-                <w:sz w:val="20"/>
-                <w:szCs w:val="20"/>
-              </w:rPr>
-              <w:t>signOut</w:t>
-            </w:r>
-            <w:proofErr w:type="spellEnd"/>
-            <w:r>
-              <w:rPr>
-                <w:sz w:val="20"/>
-                <w:szCs w:val="20"/>
-              </w:rPr>
-              <w:t>(</w:t>
-            </w:r>
-            <w:proofErr w:type="gramEnd"/>
-            <w:r>
-              <w:rPr>
-                <w:sz w:val="20"/>
-                <w:szCs w:val="20"/>
-              </w:rPr>
-              <w:t>) and clear local auth state.</w:t>
+              <w:t>Clicking logout must invoke Firebase signOut() and clear local auth state.</w:t>
             </w:r>
           </w:p>
           <w:p>
@@ -2557,12 +2286,6 @@
         <w:gridCol w:w="985"/>
       </w:tblGrid>
       <w:tr>
-        <w:tblPrEx>
-          <w:tblCellMar>
-            <w:top w:w="0" w:type="dxa"/>
-            <w:bottom w:w="0" w:type="dxa"/>
-          </w:tblCellMar>
-        </w:tblPrEx>
         <w:trPr>
           <w:gridAfter w:val="2"/>
           <w:wAfter w:w="720" w:type="dxa"/>
@@ -2600,12 +2323,6 @@
         </w:tc>
       </w:tr>
       <w:tr>
-        <w:tblPrEx>
-          <w:tblCellMar>
-            <w:top w:w="0" w:type="dxa"/>
-            <w:bottom w:w="0" w:type="dxa"/>
-          </w:tblCellMar>
-        </w:tblPrEx>
         <w:tc>
           <w:tcPr>
             <w:tcW w:w="1600" w:type="dxa"/>
@@ -2718,12 +2435,6 @@
         </w:tc>
       </w:tr>
       <w:tr>
-        <w:tblPrEx>
-          <w:tblCellMar>
-            <w:top w:w="0" w:type="dxa"/>
-            <w:bottom w:w="0" w:type="dxa"/>
-          </w:tblCellMar>
-        </w:tblPrEx>
         <w:trPr>
           <w:gridAfter w:val="2"/>
           <w:wAfter w:w="720" w:type="dxa"/>
@@ -2788,12 +2499,6 @@
         </w:tc>
       </w:tr>
       <w:tr>
-        <w:tblPrEx>
-          <w:tblCellMar>
-            <w:top w:w="0" w:type="dxa"/>
-            <w:bottom w:w="0" w:type="dxa"/>
-          </w:tblCellMar>
-        </w:tblPrEx>
         <w:trPr>
           <w:gridAfter w:val="2"/>
           <w:wAfter w:w="720" w:type="dxa"/>
@@ -2850,50 +2555,12 @@
                 <w:sz w:val="20"/>
                 <w:szCs w:val="20"/>
               </w:rPr>
-              <w:t xml:space="preserve">This story covers fetching the user's profile from </w:t>
-            </w:r>
-            <w:proofErr w:type="spellStart"/>
-            <w:r>
-              <w:rPr>
-                <w:sz w:val="20"/>
-                <w:szCs w:val="20"/>
-              </w:rPr>
-              <w:t>Firestore</w:t>
-            </w:r>
-            <w:proofErr w:type="spellEnd"/>
-            <w:r>
-              <w:rPr>
-                <w:sz w:val="20"/>
-                <w:szCs w:val="20"/>
-              </w:rPr>
-              <w:t xml:space="preserve"> and displaying it on a Profile page. Users can update their display name and profile picture. Changes must be saved back to </w:t>
-            </w:r>
-            <w:proofErr w:type="spellStart"/>
-            <w:r>
-              <w:rPr>
-                <w:sz w:val="20"/>
-                <w:szCs w:val="20"/>
-              </w:rPr>
-              <w:t>Firestore</w:t>
-            </w:r>
-            <w:proofErr w:type="spellEnd"/>
-            <w:r>
-              <w:rPr>
-                <w:sz w:val="20"/>
-                <w:szCs w:val="20"/>
-              </w:rPr>
-              <w:t xml:space="preserve"> and reflected immediately in the UI.</w:t>
+              <w:t>This story covers fetching the user's profile from Firestore and displaying it on a Profile page. Users can update their display name and profile picture. Changes must be saved back to Firestore and reflected immediately in the UI.</w:t>
             </w:r>
           </w:p>
         </w:tc>
       </w:tr>
       <w:tr>
-        <w:tblPrEx>
-          <w:tblCellMar>
-            <w:top w:w="0" w:type="dxa"/>
-            <w:bottom w:w="0" w:type="dxa"/>
-          </w:tblCellMar>
-        </w:tblPrEx>
         <w:trPr>
           <w:gridAfter w:val="2"/>
           <w:wAfter w:w="720" w:type="dxa"/>
@@ -3009,34 +2676,12 @@
                 <w:sz w:val="20"/>
                 <w:szCs w:val="20"/>
               </w:rPr>
-              <w:t xml:space="preserve">As a user, I want my updated profile to be saved to </w:t>
-            </w:r>
-            <w:proofErr w:type="spellStart"/>
-            <w:r>
-              <w:rPr>
-                <w:sz w:val="20"/>
-                <w:szCs w:val="20"/>
-              </w:rPr>
-              <w:t>Firestore</w:t>
-            </w:r>
-            <w:proofErr w:type="spellEnd"/>
-            <w:r>
-              <w:rPr>
-                <w:sz w:val="20"/>
-                <w:szCs w:val="20"/>
-              </w:rPr>
-              <w:t>.</w:t>
+              <w:t>As a user, I want my updated profile to be saved to Firestore.</w:t>
             </w:r>
           </w:p>
         </w:tc>
       </w:tr>
       <w:tr>
-        <w:tblPrEx>
-          <w:tblCellMar>
-            <w:top w:w="0" w:type="dxa"/>
-            <w:bottom w:w="0" w:type="dxa"/>
-          </w:tblCellMar>
-        </w:tblPrEx>
         <w:trPr>
           <w:gridAfter w:val="2"/>
           <w:wAfter w:w="720" w:type="dxa"/>
@@ -3101,23 +2746,7 @@
                 <w:sz w:val="20"/>
                 <w:szCs w:val="20"/>
               </w:rPr>
-              <w:t xml:space="preserve">Profile page must display the user's name, email, profile picture, and account join date fetched from </w:t>
-            </w:r>
-            <w:proofErr w:type="spellStart"/>
-            <w:r>
-              <w:rPr>
-                <w:sz w:val="20"/>
-                <w:szCs w:val="20"/>
-              </w:rPr>
-              <w:t>Firestore</w:t>
-            </w:r>
-            <w:proofErr w:type="spellEnd"/>
-            <w:r>
-              <w:rPr>
-                <w:sz w:val="20"/>
-                <w:szCs w:val="20"/>
-              </w:rPr>
-              <w:t>.</w:t>
+              <w:t>Profile page must display the user's name, email, profile picture, and account join date fetched from Firestore.</w:t>
             </w:r>
           </w:p>
           <w:p>
@@ -3129,37 +2758,12 @@
               </w:numPr>
               <w:spacing w:before="30" w:after="30"/>
             </w:pPr>
-            <w:proofErr w:type="gramStart"/>
-            <w:r>
-              <w:rPr>
-                <w:sz w:val="20"/>
-                <w:szCs w:val="20"/>
-              </w:rPr>
-              <w:t>User</w:t>
-            </w:r>
-            <w:proofErr w:type="gramEnd"/>
-            <w:r>
-              <w:rPr>
-                <w:sz w:val="20"/>
-                <w:szCs w:val="20"/>
-              </w:rPr>
-              <w:t xml:space="preserve"> must be able to edit their display name and save changes to </w:t>
-            </w:r>
-            <w:proofErr w:type="spellStart"/>
-            <w:r>
-              <w:rPr>
-                <w:sz w:val="20"/>
-                <w:szCs w:val="20"/>
-              </w:rPr>
-              <w:t>Firestore</w:t>
-            </w:r>
-            <w:proofErr w:type="spellEnd"/>
-            <w:r>
-              <w:rPr>
-                <w:sz w:val="20"/>
-                <w:szCs w:val="20"/>
-              </w:rPr>
-              <w:t>.</w:t>
+            <w:r>
+              <w:rPr>
+                <w:sz w:val="20"/>
+                <w:szCs w:val="20"/>
+              </w:rPr>
+              <w:t>User must be able to edit their display name and save changes to Firestore.</w:t>
             </w:r>
           </w:p>
           <w:p>
@@ -3176,23 +2780,7 @@
                 <w:sz w:val="20"/>
                 <w:szCs w:val="20"/>
               </w:rPr>
-              <w:t xml:space="preserve">Profile picture upload must be supported via Firebase Storage; the URL must be saved to </w:t>
-            </w:r>
-            <w:proofErr w:type="spellStart"/>
-            <w:r>
-              <w:rPr>
-                <w:sz w:val="20"/>
-                <w:szCs w:val="20"/>
-              </w:rPr>
-              <w:t>Firestore</w:t>
-            </w:r>
-            <w:proofErr w:type="spellEnd"/>
-            <w:r>
-              <w:rPr>
-                <w:sz w:val="20"/>
-                <w:szCs w:val="20"/>
-              </w:rPr>
-              <w:t>.</w:t>
+              <w:t>Profile picture upload must be supported via Firebase Storage; the URL must be saved to Firestore.</w:t>
             </w:r>
           </w:p>
           <w:p>
@@ -3289,12 +2877,6 @@
         <w:gridCol w:w="963"/>
       </w:tblGrid>
       <w:tr>
-        <w:tblPrEx>
-          <w:tblCellMar>
-            <w:top w:w="0" w:type="dxa"/>
-            <w:bottom w:w="0" w:type="dxa"/>
-          </w:tblCellMar>
-        </w:tblPrEx>
         <w:trPr>
           <w:gridAfter w:val="2"/>
           <w:wAfter w:w="720" w:type="dxa"/>
@@ -3332,12 +2914,6 @@
         </w:tc>
       </w:tr>
       <w:tr>
-        <w:tblPrEx>
-          <w:tblCellMar>
-            <w:top w:w="0" w:type="dxa"/>
-            <w:bottom w:w="0" w:type="dxa"/>
-          </w:tblCellMar>
-        </w:tblPrEx>
         <w:tc>
           <w:tcPr>
             <w:tcW w:w="1600" w:type="dxa"/>
@@ -3450,12 +3026,6 @@
         </w:tc>
       </w:tr>
       <w:tr>
-        <w:tblPrEx>
-          <w:tblCellMar>
-            <w:top w:w="0" w:type="dxa"/>
-            <w:bottom w:w="0" w:type="dxa"/>
-          </w:tblCellMar>
-        </w:tblPrEx>
         <w:trPr>
           <w:gridAfter w:val="2"/>
           <w:wAfter w:w="720" w:type="dxa"/>
@@ -3520,12 +3090,6 @@
         </w:tc>
       </w:tr>
       <w:tr>
-        <w:tblPrEx>
-          <w:tblCellMar>
-            <w:top w:w="0" w:type="dxa"/>
-            <w:bottom w:w="0" w:type="dxa"/>
-          </w:tblCellMar>
-        </w:tblPrEx>
         <w:trPr>
           <w:gridAfter w:val="2"/>
           <w:wAfter w:w="720" w:type="dxa"/>
@@ -3582,34 +3146,12 @@
                 <w:sz w:val="20"/>
                 <w:szCs w:val="20"/>
               </w:rPr>
-              <w:t xml:space="preserve">This story covers the Forgot Password flow using Firebase Authentication's </w:t>
-            </w:r>
-            <w:proofErr w:type="spellStart"/>
-            <w:r>
-              <w:rPr>
-                <w:sz w:val="20"/>
-                <w:szCs w:val="20"/>
-              </w:rPr>
-              <w:t>sendPasswordResetEmail</w:t>
-            </w:r>
-            <w:proofErr w:type="spellEnd"/>
-            <w:r>
-              <w:rPr>
-                <w:sz w:val="20"/>
-                <w:szCs w:val="20"/>
-              </w:rPr>
-              <w:t xml:space="preserve"> method. The user enters their registered email and receives a reset link.</w:t>
+              <w:t>This story covers the Forgot Password flow using Firebase Authentication's sendPasswordResetEmail method. The user enters their registered email and receives a reset link.</w:t>
             </w:r>
           </w:p>
         </w:tc>
       </w:tr>
       <w:tr>
-        <w:tblPrEx>
-          <w:tblCellMar>
-            <w:top w:w="0" w:type="dxa"/>
-            <w:bottom w:w="0" w:type="dxa"/>
-          </w:tblCellMar>
-        </w:tblPrEx>
         <w:trPr>
           <w:gridAfter w:val="2"/>
           <w:wAfter w:w="720" w:type="dxa"/>
@@ -3714,12 +3256,6 @@
         </w:tc>
       </w:tr>
       <w:tr>
-        <w:tblPrEx>
-          <w:tblCellMar>
-            <w:top w:w="0" w:type="dxa"/>
-            <w:bottom w:w="0" w:type="dxa"/>
-          </w:tblCellMar>
-        </w:tblPrEx>
         <w:trPr>
           <w:gridAfter w:val="2"/>
           <w:wAfter w:w="720" w:type="dxa"/>
@@ -3796,21 +3332,12 @@
               </w:numPr>
               <w:spacing w:before="30" w:after="30"/>
             </w:pPr>
-            <w:proofErr w:type="gramStart"/>
-            <w:r>
-              <w:rPr>
-                <w:sz w:val="20"/>
-                <w:szCs w:val="20"/>
-              </w:rPr>
-              <w:t>User</w:t>
-            </w:r>
-            <w:proofErr w:type="gramEnd"/>
-            <w:r>
-              <w:rPr>
-                <w:sz w:val="20"/>
-                <w:szCs w:val="20"/>
-              </w:rPr>
-              <w:t xml:space="preserve"> must be able to enter their registered email and submit the form.</w:t>
+            <w:r>
+              <w:rPr>
+                <w:sz w:val="20"/>
+                <w:szCs w:val="20"/>
+              </w:rPr>
+              <w:t>User must be able to enter their registered email and submit the form.</w:t>
             </w:r>
           </w:p>
           <w:p>
@@ -3940,12 +3467,6 @@
         <w:gridCol w:w="7560"/>
       </w:tblGrid>
       <w:tr>
-        <w:tblPrEx>
-          <w:tblCellMar>
-            <w:top w:w="0" w:type="dxa"/>
-            <w:bottom w:w="0" w:type="dxa"/>
-          </w:tblCellMar>
-        </w:tblPrEx>
         <w:tc>
           <w:tcPr>
             <w:tcW w:w="1800" w:type="dxa"/>
@@ -4008,12 +3529,6 @@
         </w:tc>
       </w:tr>
       <w:tr>
-        <w:tblPrEx>
-          <w:tblCellMar>
-            <w:top w:w="0" w:type="dxa"/>
-            <w:bottom w:w="0" w:type="dxa"/>
-          </w:tblCellMar>
-        </w:tblPrEx>
         <w:tc>
           <w:tcPr>
             <w:tcW w:w="1800" w:type="dxa"/>
@@ -4072,12 +3587,6 @@
         </w:tc>
       </w:tr>
       <w:tr>
-        <w:tblPrEx>
-          <w:tblCellMar>
-            <w:top w:w="0" w:type="dxa"/>
-            <w:bottom w:w="0" w:type="dxa"/>
-          </w:tblCellMar>
-        </w:tblPrEx>
         <w:tc>
           <w:tcPr>
             <w:tcW w:w="1800" w:type="dxa"/>
@@ -4130,34 +3639,12 @@
                 <w:sz w:val="20"/>
                 <w:szCs w:val="20"/>
               </w:rPr>
-              <w:t xml:space="preserve">All fields must be marked as required; the form must not </w:t>
-            </w:r>
-            <w:proofErr w:type="gramStart"/>
-            <w:r>
-              <w:rPr>
-                <w:sz w:val="20"/>
-                <w:szCs w:val="20"/>
-              </w:rPr>
-              <w:t>submit</w:t>
-            </w:r>
-            <w:proofErr w:type="gramEnd"/>
-            <w:r>
-              <w:rPr>
-                <w:sz w:val="20"/>
-                <w:szCs w:val="20"/>
-              </w:rPr>
-              <w:t xml:space="preserve"> if any field is empty.</w:t>
+              <w:t>All fields must be marked as required; the form must not submit if any field is empty.</w:t>
             </w:r>
           </w:p>
         </w:tc>
       </w:tr>
       <w:tr>
-        <w:tblPrEx>
-          <w:tblCellMar>
-            <w:top w:w="0" w:type="dxa"/>
-            <w:bottom w:w="0" w:type="dxa"/>
-          </w:tblCellMar>
-        </w:tblPrEx>
         <w:tc>
           <w:tcPr>
             <w:tcW w:w="1800" w:type="dxa"/>
@@ -4210,34 +3697,12 @@
                 <w:sz w:val="20"/>
                 <w:szCs w:val="20"/>
               </w:rPr>
-              <w:t xml:space="preserve">A visible </w:t>
-            </w:r>
-            <w:proofErr w:type="gramStart"/>
-            <w:r>
-              <w:rPr>
-                <w:sz w:val="20"/>
-                <w:szCs w:val="20"/>
-              </w:rPr>
-              <w:t>Sign Up</w:t>
-            </w:r>
-            <w:proofErr w:type="gramEnd"/>
-            <w:r>
-              <w:rPr>
-                <w:sz w:val="20"/>
-                <w:szCs w:val="20"/>
-              </w:rPr>
-              <w:t xml:space="preserve"> button must be present at the bottom of the form.</w:t>
+              <w:t>A visible Sign Up button must be present at the bottom of the form.</w:t>
             </w:r>
           </w:p>
         </w:tc>
       </w:tr>
       <w:tr>
-        <w:tblPrEx>
-          <w:tblCellMar>
-            <w:top w:w="0" w:type="dxa"/>
-            <w:bottom w:w="0" w:type="dxa"/>
-          </w:tblCellMar>
-        </w:tblPrEx>
         <w:tc>
           <w:tcPr>
             <w:tcW w:w="1800" w:type="dxa"/>
@@ -4334,12 +3799,6 @@
         <w:gridCol w:w="7560"/>
       </w:tblGrid>
       <w:tr>
-        <w:tblPrEx>
-          <w:tblCellMar>
-            <w:top w:w="0" w:type="dxa"/>
-            <w:bottom w:w="0" w:type="dxa"/>
-          </w:tblCellMar>
-        </w:tblPrEx>
         <w:tc>
           <w:tcPr>
             <w:tcW w:w="1800" w:type="dxa"/>
@@ -4402,12 +3861,6 @@
         </w:tc>
       </w:tr>
       <w:tr>
-        <w:tblPrEx>
-          <w:tblCellMar>
-            <w:top w:w="0" w:type="dxa"/>
-            <w:bottom w:w="0" w:type="dxa"/>
-          </w:tblCellMar>
-        </w:tblPrEx>
         <w:tc>
           <w:tcPr>
             <w:tcW w:w="1800" w:type="dxa"/>
@@ -4466,12 +3919,6 @@
         </w:tc>
       </w:tr>
       <w:tr>
-        <w:tblPrEx>
-          <w:tblCellMar>
-            <w:top w:w="0" w:type="dxa"/>
-            <w:bottom w:w="0" w:type="dxa"/>
-          </w:tblCellMar>
-        </w:tblPrEx>
         <w:tc>
           <w:tcPr>
             <w:tcW w:w="1800" w:type="dxa"/>
@@ -4530,12 +3977,6 @@
         </w:tc>
       </w:tr>
       <w:tr>
-        <w:tblPrEx>
-          <w:tblCellMar>
-            <w:top w:w="0" w:type="dxa"/>
-            <w:bottom w:w="0" w:type="dxa"/>
-          </w:tblCellMar>
-        </w:tblPrEx>
         <w:tc>
           <w:tcPr>
             <w:tcW w:w="1800" w:type="dxa"/>
@@ -4594,12 +4035,6 @@
         </w:tc>
       </w:tr>
       <w:tr>
-        <w:tblPrEx>
-          <w:tblCellMar>
-            <w:top w:w="0" w:type="dxa"/>
-            <w:bottom w:w="0" w:type="dxa"/>
-          </w:tblCellMar>
-        </w:tblPrEx>
         <w:tc>
           <w:tcPr>
             <w:tcW w:w="1800" w:type="dxa"/>
@@ -4696,12 +4131,6 @@
         <w:gridCol w:w="7560"/>
       </w:tblGrid>
       <w:tr>
-        <w:tblPrEx>
-          <w:tblCellMar>
-            <w:top w:w="0" w:type="dxa"/>
-            <w:bottom w:w="0" w:type="dxa"/>
-          </w:tblCellMar>
-        </w:tblPrEx>
         <w:tc>
           <w:tcPr>
             <w:tcW w:w="1800" w:type="dxa"/>
@@ -4764,12 +4193,6 @@
         </w:tc>
       </w:tr>
       <w:tr>
-        <w:tblPrEx>
-          <w:tblCellMar>
-            <w:top w:w="0" w:type="dxa"/>
-            <w:bottom w:w="0" w:type="dxa"/>
-          </w:tblCellMar>
-        </w:tblPrEx>
         <w:tc>
           <w:tcPr>
             <w:tcW w:w="1800" w:type="dxa"/>
@@ -4822,34 +4245,12 @@
                 <w:sz w:val="20"/>
                 <w:szCs w:val="20"/>
               </w:rPr>
-              <w:t xml:space="preserve">On valid form submission, the system must call Firebase Authentication's </w:t>
-            </w:r>
-            <w:proofErr w:type="spellStart"/>
-            <w:r>
-              <w:rPr>
-                <w:sz w:val="20"/>
-                <w:szCs w:val="20"/>
-              </w:rPr>
-              <w:t>createUserWithEmailAndPassword</w:t>
-            </w:r>
-            <w:proofErr w:type="spellEnd"/>
-            <w:r>
-              <w:rPr>
-                <w:sz w:val="20"/>
-                <w:szCs w:val="20"/>
-              </w:rPr>
-              <w:t xml:space="preserve"> method.</w:t>
+              <w:t>On valid form submission, the system must call Firebase Authentication's createUserWithEmailAndPassword method.</w:t>
             </w:r>
           </w:p>
         </w:tc>
       </w:tr>
       <w:tr>
-        <w:tblPrEx>
-          <w:tblCellMar>
-            <w:top w:w="0" w:type="dxa"/>
-            <w:bottom w:w="0" w:type="dxa"/>
-          </w:tblCellMar>
-        </w:tblPrEx>
         <w:tc>
           <w:tcPr>
             <w:tcW w:w="1800" w:type="dxa"/>
@@ -4908,12 +4309,6 @@
         </w:tc>
       </w:tr>
       <w:tr>
-        <w:tblPrEx>
-          <w:tblCellMar>
-            <w:top w:w="0" w:type="dxa"/>
-            <w:bottom w:w="0" w:type="dxa"/>
-          </w:tblCellMar>
-        </w:tblPrEx>
         <w:tc>
           <w:tcPr>
             <w:tcW w:w="1800" w:type="dxa"/>
@@ -4972,12 +4367,6 @@
         </w:tc>
       </w:tr>
       <w:tr>
-        <w:tblPrEx>
-          <w:tblCellMar>
-            <w:top w:w="0" w:type="dxa"/>
-            <w:bottom w:w="0" w:type="dxa"/>
-          </w:tblCellMar>
-        </w:tblPrEx>
         <w:tc>
           <w:tcPr>
             <w:tcW w:w="1800" w:type="dxa"/>
@@ -5030,23 +4419,7 @@
                 <w:sz w:val="20"/>
                 <w:szCs w:val="20"/>
               </w:rPr>
-              <w:t xml:space="preserve">The account creation API call must </w:t>
-            </w:r>
-            <w:proofErr w:type="gramStart"/>
-            <w:r>
-              <w:rPr>
-                <w:sz w:val="20"/>
-                <w:szCs w:val="20"/>
-              </w:rPr>
-              <w:t>complete</w:t>
-            </w:r>
-            <w:proofErr w:type="gramEnd"/>
-            <w:r>
-              <w:rPr>
-                <w:sz w:val="20"/>
-                <w:szCs w:val="20"/>
-              </w:rPr>
-              <w:t xml:space="preserve"> within 3 seconds under normal network conditions.</w:t>
+              <w:t>The account creation API call must complete within 3 seconds under normal network conditions.</w:t>
             </w:r>
           </w:p>
         </w:tc>
@@ -5091,13 +4464,8 @@
         <w:t xml:space="preserve">US-01.4: </w:t>
       </w:r>
       <w:r>
-        <w:t xml:space="preserve">Save User Data to </w:t>
+        <w:t>Save User Data to Firestore</w:t>
       </w:r>
-      <w:proofErr w:type="spellStart"/>
-      <w:r>
-        <w:t>Firestore</w:t>
-      </w:r>
-      <w:proofErr w:type="spellEnd"/>
     </w:p>
     <w:tbl>
       <w:tblPr>
@@ -5121,12 +4489,6 @@
         <w:gridCol w:w="7560"/>
       </w:tblGrid>
       <w:tr>
-        <w:tblPrEx>
-          <w:tblCellMar>
-            <w:top w:w="0" w:type="dxa"/>
-            <w:bottom w:w="0" w:type="dxa"/>
-          </w:tblCellMar>
-        </w:tblPrEx>
         <w:tc>
           <w:tcPr>
             <w:tcW w:w="1800" w:type="dxa"/>
@@ -5189,12 +4551,6 @@
         </w:tc>
       </w:tr>
       <w:tr>
-        <w:tblPrEx>
-          <w:tblCellMar>
-            <w:top w:w="0" w:type="dxa"/>
-            <w:bottom w:w="0" w:type="dxa"/>
-          </w:tblCellMar>
-        </w:tblPrEx>
         <w:tc>
           <w:tcPr>
             <w:tcW w:w="1800" w:type="dxa"/>
@@ -5247,50 +4603,12 @@
                 <w:sz w:val="20"/>
                 <w:szCs w:val="20"/>
               </w:rPr>
-              <w:t xml:space="preserve">After successful account creation, the system must write a document to the </w:t>
-            </w:r>
-            <w:proofErr w:type="spellStart"/>
-            <w:r>
-              <w:rPr>
-                <w:sz w:val="20"/>
-                <w:szCs w:val="20"/>
-              </w:rPr>
-              <w:t>Firestore</w:t>
-            </w:r>
-            <w:proofErr w:type="spellEnd"/>
-            <w:r>
-              <w:rPr>
-                <w:sz w:val="20"/>
-                <w:szCs w:val="20"/>
-              </w:rPr>
-              <w:t xml:space="preserve"> users collection using the Firebase </w:t>
-            </w:r>
-            <w:proofErr w:type="spellStart"/>
-            <w:r>
-              <w:rPr>
-                <w:sz w:val="20"/>
-                <w:szCs w:val="20"/>
-              </w:rPr>
-              <w:t>uid</w:t>
-            </w:r>
-            <w:proofErr w:type="spellEnd"/>
-            <w:r>
-              <w:rPr>
-                <w:sz w:val="20"/>
-                <w:szCs w:val="20"/>
-              </w:rPr>
-              <w:t xml:space="preserve"> as the document ID.</w:t>
+              <w:t>After successful account creation, the system must write a document to the Firestore users collection using the Firebase uid as the document ID.</w:t>
             </w:r>
           </w:p>
         </w:tc>
       </w:tr>
       <w:tr>
-        <w:tblPrEx>
-          <w:tblCellMar>
-            <w:top w:w="0" w:type="dxa"/>
-            <w:bottom w:w="0" w:type="dxa"/>
-          </w:tblCellMar>
-        </w:tblPrEx>
         <w:tc>
           <w:tcPr>
             <w:tcW w:w="1800" w:type="dxa"/>
@@ -5343,98 +4661,12 @@
                 <w:sz w:val="20"/>
                 <w:szCs w:val="20"/>
               </w:rPr>
-              <w:t xml:space="preserve">The </w:t>
-            </w:r>
-            <w:proofErr w:type="spellStart"/>
-            <w:r>
-              <w:rPr>
-                <w:sz w:val="20"/>
-                <w:szCs w:val="20"/>
-              </w:rPr>
-              <w:t>Firestore</w:t>
-            </w:r>
-            <w:proofErr w:type="spellEnd"/>
-            <w:r>
-              <w:rPr>
-                <w:sz w:val="20"/>
-                <w:szCs w:val="20"/>
-              </w:rPr>
-              <w:t xml:space="preserve"> document must include: </w:t>
-            </w:r>
-            <w:proofErr w:type="spellStart"/>
-            <w:r>
-              <w:rPr>
-                <w:sz w:val="20"/>
-                <w:szCs w:val="20"/>
-              </w:rPr>
-              <w:t>uid</w:t>
-            </w:r>
-            <w:proofErr w:type="spellEnd"/>
-            <w:r>
-              <w:rPr>
-                <w:sz w:val="20"/>
-                <w:szCs w:val="20"/>
-              </w:rPr>
-              <w:t xml:space="preserve">, </w:t>
-            </w:r>
-            <w:proofErr w:type="spellStart"/>
-            <w:r>
-              <w:rPr>
-                <w:sz w:val="20"/>
-                <w:szCs w:val="20"/>
-              </w:rPr>
-              <w:t>displayName</w:t>
-            </w:r>
-            <w:proofErr w:type="spellEnd"/>
-            <w:r>
-              <w:rPr>
-                <w:sz w:val="20"/>
-                <w:szCs w:val="20"/>
-              </w:rPr>
-              <w:t xml:space="preserve">, email, </w:t>
-            </w:r>
-            <w:proofErr w:type="spellStart"/>
-            <w:r>
-              <w:rPr>
-                <w:sz w:val="20"/>
-                <w:szCs w:val="20"/>
-              </w:rPr>
-              <w:t>photoURL</w:t>
-            </w:r>
-            <w:proofErr w:type="spellEnd"/>
-            <w:r>
-              <w:rPr>
-                <w:sz w:val="20"/>
-                <w:szCs w:val="20"/>
-              </w:rPr>
-              <w:t xml:space="preserve"> (null by default), and </w:t>
-            </w:r>
-            <w:proofErr w:type="spellStart"/>
-            <w:r>
-              <w:rPr>
-                <w:sz w:val="20"/>
-                <w:szCs w:val="20"/>
-              </w:rPr>
-              <w:t>joinDate</w:t>
-            </w:r>
-            <w:proofErr w:type="spellEnd"/>
-            <w:r>
-              <w:rPr>
-                <w:sz w:val="20"/>
-                <w:szCs w:val="20"/>
-              </w:rPr>
-              <w:t xml:space="preserve"> (server timestamp).</w:t>
+              <w:t>The Firestore document must include: uid, displayName, email, photoURL (null by default), and joinDate (server timestamp).</w:t>
             </w:r>
           </w:p>
         </w:tc>
       </w:tr>
       <w:tr>
-        <w:tblPrEx>
-          <w:tblCellMar>
-            <w:top w:w="0" w:type="dxa"/>
-            <w:bottom w:w="0" w:type="dxa"/>
-          </w:tblCellMar>
-        </w:tblPrEx>
         <w:tc>
           <w:tcPr>
             <w:tcW w:w="1800" w:type="dxa"/>
@@ -5487,50 +4719,12 @@
                 <w:sz w:val="20"/>
                 <w:szCs w:val="20"/>
               </w:rPr>
-              <w:t xml:space="preserve">If the </w:t>
-            </w:r>
-            <w:proofErr w:type="spellStart"/>
-            <w:r>
-              <w:rPr>
-                <w:sz w:val="20"/>
-                <w:szCs w:val="20"/>
-              </w:rPr>
-              <w:t>Firestore</w:t>
-            </w:r>
-            <w:proofErr w:type="spellEnd"/>
-            <w:r>
-              <w:rPr>
-                <w:sz w:val="20"/>
-                <w:szCs w:val="20"/>
-              </w:rPr>
-              <w:t xml:space="preserve"> write fails, the user must be </w:t>
-            </w:r>
-            <w:proofErr w:type="gramStart"/>
-            <w:r>
-              <w:rPr>
-                <w:sz w:val="20"/>
-                <w:szCs w:val="20"/>
-              </w:rPr>
-              <w:t>informed</w:t>
-            </w:r>
-            <w:proofErr w:type="gramEnd"/>
-            <w:r>
-              <w:rPr>
-                <w:sz w:val="20"/>
-                <w:szCs w:val="20"/>
-              </w:rPr>
-              <w:t xml:space="preserve"> and the system must attempt one automatic retry.</w:t>
+              <w:t>If the Firestore write fails, the user must be informed and the system must attempt one automatic retry.</w:t>
             </w:r>
           </w:p>
         </w:tc>
       </w:tr>
       <w:tr>
-        <w:tblPrEx>
-          <w:tblCellMar>
-            <w:top w:w="0" w:type="dxa"/>
-            <w:bottom w:w="0" w:type="dxa"/>
-          </w:tblCellMar>
-        </w:tblPrEx>
         <w:tc>
           <w:tcPr>
             <w:tcW w:w="1800" w:type="dxa"/>
@@ -5654,12 +4848,6 @@
         <w:gridCol w:w="7560"/>
       </w:tblGrid>
       <w:tr>
-        <w:tblPrEx>
-          <w:tblCellMar>
-            <w:top w:w="0" w:type="dxa"/>
-            <w:bottom w:w="0" w:type="dxa"/>
-          </w:tblCellMar>
-        </w:tblPrEx>
         <w:tc>
           <w:tcPr>
             <w:tcW w:w="1800" w:type="dxa"/>
@@ -5722,12 +4910,6 @@
         </w:tc>
       </w:tr>
       <w:tr>
-        <w:tblPrEx>
-          <w:tblCellMar>
-            <w:top w:w="0" w:type="dxa"/>
-            <w:bottom w:w="0" w:type="dxa"/>
-          </w:tblCellMar>
-        </w:tblPrEx>
         <w:tc>
           <w:tcPr>
             <w:tcW w:w="1800" w:type="dxa"/>
@@ -5786,12 +4968,6 @@
         </w:tc>
       </w:tr>
       <w:tr>
-        <w:tblPrEx>
-          <w:tblCellMar>
-            <w:top w:w="0" w:type="dxa"/>
-            <w:bottom w:w="0" w:type="dxa"/>
-          </w:tblCellMar>
-        </w:tblPrEx>
         <w:tc>
           <w:tcPr>
             <w:tcW w:w="1800" w:type="dxa"/>
@@ -5850,12 +5026,6 @@
         </w:tc>
       </w:tr>
       <w:tr>
-        <w:tblPrEx>
-          <w:tblCellMar>
-            <w:top w:w="0" w:type="dxa"/>
-            <w:bottom w:w="0" w:type="dxa"/>
-          </w:tblCellMar>
-        </w:tblPrEx>
         <w:tc>
           <w:tcPr>
             <w:tcW w:w="1800" w:type="dxa"/>
@@ -5914,12 +5084,6 @@
         </w:tc>
       </w:tr>
       <w:tr>
-        <w:tblPrEx>
-          <w:tblCellMar>
-            <w:top w:w="0" w:type="dxa"/>
-            <w:bottom w:w="0" w:type="dxa"/>
-          </w:tblCellMar>
-        </w:tblPrEx>
         <w:tc>
           <w:tcPr>
             <w:tcW w:w="1800" w:type="dxa"/>
@@ -6016,12 +5180,6 @@
         <w:gridCol w:w="7560"/>
       </w:tblGrid>
       <w:tr>
-        <w:tblPrEx>
-          <w:tblCellMar>
-            <w:top w:w="0" w:type="dxa"/>
-            <w:bottom w:w="0" w:type="dxa"/>
-          </w:tblCellMar>
-        </w:tblPrEx>
         <w:tc>
           <w:tcPr>
             <w:tcW w:w="1800" w:type="dxa"/>
@@ -6084,12 +5242,6 @@
         </w:tc>
       </w:tr>
       <w:tr>
-        <w:tblPrEx>
-          <w:tblCellMar>
-            <w:top w:w="0" w:type="dxa"/>
-            <w:bottom w:w="0" w:type="dxa"/>
-          </w:tblCellMar>
-        </w:tblPrEx>
         <w:tc>
           <w:tcPr>
             <w:tcW w:w="1800" w:type="dxa"/>
@@ -6142,34 +5294,12 @@
                 <w:sz w:val="20"/>
                 <w:szCs w:val="20"/>
               </w:rPr>
-              <w:t xml:space="preserve">Firebase Authentication persistence must be set to </w:t>
-            </w:r>
-            <w:proofErr w:type="gramStart"/>
-            <w:r>
-              <w:rPr>
-                <w:sz w:val="20"/>
-                <w:szCs w:val="20"/>
-              </w:rPr>
-              <w:t>LOCAL</w:t>
-            </w:r>
-            <w:proofErr w:type="gramEnd"/>
-            <w:r>
-              <w:rPr>
-                <w:sz w:val="20"/>
-                <w:szCs w:val="20"/>
-              </w:rPr>
-              <w:t xml:space="preserve"> so the user remains logged in across browser refreshes.</w:t>
+              <w:t>Firebase Authentication persistence must be set to LOCAL so the user remains logged in across browser refreshes.</w:t>
             </w:r>
           </w:p>
         </w:tc>
       </w:tr>
       <w:tr>
-        <w:tblPrEx>
-          <w:tblCellMar>
-            <w:top w:w="0" w:type="dxa"/>
-            <w:bottom w:w="0" w:type="dxa"/>
-          </w:tblCellMar>
-        </w:tblPrEx>
         <w:tc>
           <w:tcPr>
             <w:tcW w:w="1800" w:type="dxa"/>
@@ -6228,12 +5358,6 @@
         </w:tc>
       </w:tr>
       <w:tr>
-        <w:tblPrEx>
-          <w:tblCellMar>
-            <w:top w:w="0" w:type="dxa"/>
-            <w:bottom w:w="0" w:type="dxa"/>
-          </w:tblCellMar>
-        </w:tblPrEx>
         <w:tc>
           <w:tcPr>
             <w:tcW w:w="1800" w:type="dxa"/>
@@ -6292,12 +5416,6 @@
         </w:tc>
       </w:tr>
       <w:tr>
-        <w:tblPrEx>
-          <w:tblCellMar>
-            <w:top w:w="0" w:type="dxa"/>
-            <w:bottom w:w="0" w:type="dxa"/>
-          </w:tblCellMar>
-        </w:tblPrEx>
         <w:tc>
           <w:tcPr>
             <w:tcW w:w="1800" w:type="dxa"/>
@@ -6394,12 +5512,6 @@
         <w:gridCol w:w="7560"/>
       </w:tblGrid>
       <w:tr>
-        <w:tblPrEx>
-          <w:tblCellMar>
-            <w:top w:w="0" w:type="dxa"/>
-            <w:bottom w:w="0" w:type="dxa"/>
-          </w:tblCellMar>
-        </w:tblPrEx>
         <w:tc>
           <w:tcPr>
             <w:tcW w:w="1800" w:type="dxa"/>
@@ -6462,12 +5574,6 @@
         </w:tc>
       </w:tr>
       <w:tr>
-        <w:tblPrEx>
-          <w:tblCellMar>
-            <w:top w:w="0" w:type="dxa"/>
-            <w:bottom w:w="0" w:type="dxa"/>
-          </w:tblCellMar>
-        </w:tblPrEx>
         <w:tc>
           <w:tcPr>
             <w:tcW w:w="1800" w:type="dxa"/>
@@ -6526,12 +5632,6 @@
         </w:tc>
       </w:tr>
       <w:tr>
-        <w:tblPrEx>
-          <w:tblCellMar>
-            <w:top w:w="0" w:type="dxa"/>
-            <w:bottom w:w="0" w:type="dxa"/>
-          </w:tblCellMar>
-        </w:tblPrEx>
         <w:tc>
           <w:tcPr>
             <w:tcW w:w="1800" w:type="dxa"/>
@@ -6590,12 +5690,6 @@
         </w:tc>
       </w:tr>
       <w:tr>
-        <w:tblPrEx>
-          <w:tblCellMar>
-            <w:top w:w="0" w:type="dxa"/>
-            <w:bottom w:w="0" w:type="dxa"/>
-          </w:tblCellMar>
-        </w:tblPrEx>
         <w:tc>
           <w:tcPr>
             <w:tcW w:w="1800" w:type="dxa"/>
@@ -6648,23 +5742,7 @@
                 <w:sz w:val="20"/>
                 <w:szCs w:val="20"/>
               </w:rPr>
-              <w:t xml:space="preserve">The login operation must </w:t>
-            </w:r>
-            <w:proofErr w:type="gramStart"/>
-            <w:r>
-              <w:rPr>
-                <w:sz w:val="20"/>
-                <w:szCs w:val="20"/>
-              </w:rPr>
-              <w:t>complete</w:t>
-            </w:r>
-            <w:proofErr w:type="gramEnd"/>
-            <w:r>
-              <w:rPr>
-                <w:sz w:val="20"/>
-                <w:szCs w:val="20"/>
-              </w:rPr>
-              <w:t xml:space="preserve"> within 3 seconds under normal network conditions.</w:t>
+              <w:t>The login operation must complete within 3 seconds under normal network conditions.</w:t>
             </w:r>
           </w:p>
         </w:tc>
@@ -6724,12 +5802,6 @@
         <w:gridCol w:w="7560"/>
       </w:tblGrid>
       <w:tr>
-        <w:tblPrEx>
-          <w:tblCellMar>
-            <w:top w:w="0" w:type="dxa"/>
-            <w:bottom w:w="0" w:type="dxa"/>
-          </w:tblCellMar>
-        </w:tblPrEx>
         <w:tc>
           <w:tcPr>
             <w:tcW w:w="1800" w:type="dxa"/>
@@ -6792,12 +5864,6 @@
         </w:tc>
       </w:tr>
       <w:tr>
-        <w:tblPrEx>
-          <w:tblCellMar>
-            <w:top w:w="0" w:type="dxa"/>
-            <w:bottom w:w="0" w:type="dxa"/>
-          </w:tblCellMar>
-        </w:tblPrEx>
         <w:tc>
           <w:tcPr>
             <w:tcW w:w="1800" w:type="dxa"/>
@@ -6856,12 +5922,6 @@
         </w:tc>
       </w:tr>
       <w:tr>
-        <w:tblPrEx>
-          <w:tblCellMar>
-            <w:top w:w="0" w:type="dxa"/>
-            <w:bottom w:w="0" w:type="dxa"/>
-          </w:tblCellMar>
-        </w:tblPrEx>
         <w:tc>
           <w:tcPr>
             <w:tcW w:w="1800" w:type="dxa"/>
@@ -6958,12 +6018,6 @@
         <w:gridCol w:w="7560"/>
       </w:tblGrid>
       <w:tr>
-        <w:tblPrEx>
-          <w:tblCellMar>
-            <w:top w:w="0" w:type="dxa"/>
-            <w:bottom w:w="0" w:type="dxa"/>
-          </w:tblCellMar>
-        </w:tblPrEx>
         <w:tc>
           <w:tcPr>
             <w:tcW w:w="1800" w:type="dxa"/>
@@ -7026,12 +6080,6 @@
         </w:tc>
       </w:tr>
       <w:tr>
-        <w:tblPrEx>
-          <w:tblCellMar>
-            <w:top w:w="0" w:type="dxa"/>
-            <w:bottom w:w="0" w:type="dxa"/>
-          </w:tblCellMar>
-        </w:tblPrEx>
         <w:tc>
           <w:tcPr>
             <w:tcW w:w="1800" w:type="dxa"/>
@@ -7084,43 +6132,12 @@
                 <w:sz w:val="20"/>
                 <w:szCs w:val="20"/>
               </w:rPr>
-              <w:t xml:space="preserve">Clicking logout must call Firebase </w:t>
-            </w:r>
-            <w:proofErr w:type="spellStart"/>
-            <w:proofErr w:type="gramStart"/>
-            <w:r>
-              <w:rPr>
-                <w:sz w:val="20"/>
-                <w:szCs w:val="20"/>
-              </w:rPr>
-              <w:t>signOut</w:t>
-            </w:r>
-            <w:proofErr w:type="spellEnd"/>
-            <w:r>
-              <w:rPr>
-                <w:sz w:val="20"/>
-                <w:szCs w:val="20"/>
-              </w:rPr>
-              <w:t>(</w:t>
-            </w:r>
-            <w:proofErr w:type="gramEnd"/>
-            <w:r>
-              <w:rPr>
-                <w:sz w:val="20"/>
-                <w:szCs w:val="20"/>
-              </w:rPr>
-              <w:t>) and clear all local authentication state.</w:t>
+              <w:t>Clicking logout must call Firebase signOut() and clear all local authentication state.</w:t>
             </w:r>
           </w:p>
         </w:tc>
       </w:tr>
       <w:tr>
-        <w:tblPrEx>
-          <w:tblCellMar>
-            <w:top w:w="0" w:type="dxa"/>
-            <w:bottom w:w="0" w:type="dxa"/>
-          </w:tblCellMar>
-        </w:tblPrEx>
         <w:tc>
           <w:tcPr>
             <w:tcW w:w="1800" w:type="dxa"/>
@@ -7179,12 +6196,6 @@
         </w:tc>
       </w:tr>
       <w:tr>
-        <w:tblPrEx>
-          <w:tblCellMar>
-            <w:top w:w="0" w:type="dxa"/>
-            <w:bottom w:w="0" w:type="dxa"/>
-          </w:tblCellMar>
-        </w:tblPrEx>
         <w:tc>
           <w:tcPr>
             <w:tcW w:w="1800" w:type="dxa"/>
@@ -7243,12 +6254,6 @@
         </w:tc>
       </w:tr>
       <w:tr>
-        <w:tblPrEx>
-          <w:tblCellMar>
-            <w:top w:w="0" w:type="dxa"/>
-            <w:bottom w:w="0" w:type="dxa"/>
-          </w:tblCellMar>
-        </w:tblPrEx>
         <w:tc>
           <w:tcPr>
             <w:tcW w:w="1800" w:type="dxa"/>
@@ -7365,12 +6370,6 @@
         <w:gridCol w:w="7560"/>
       </w:tblGrid>
       <w:tr>
-        <w:tblPrEx>
-          <w:tblCellMar>
-            <w:top w:w="0" w:type="dxa"/>
-            <w:bottom w:w="0" w:type="dxa"/>
-          </w:tblCellMar>
-        </w:tblPrEx>
         <w:tc>
           <w:tcPr>
             <w:tcW w:w="1800" w:type="dxa"/>
@@ -7433,12 +6432,6 @@
         </w:tc>
       </w:tr>
       <w:tr>
-        <w:tblPrEx>
-          <w:tblCellMar>
-            <w:top w:w="0" w:type="dxa"/>
-            <w:bottom w:w="0" w:type="dxa"/>
-          </w:tblCellMar>
-        </w:tblPrEx>
         <w:tc>
           <w:tcPr>
             <w:tcW w:w="1800" w:type="dxa"/>
@@ -7491,82 +6484,12 @@
                 <w:sz w:val="20"/>
                 <w:szCs w:val="20"/>
               </w:rPr>
-              <w:t xml:space="preserve">The Profile page must fetch and display the user's </w:t>
-            </w:r>
-            <w:proofErr w:type="spellStart"/>
-            <w:r>
-              <w:rPr>
-                <w:sz w:val="20"/>
-                <w:szCs w:val="20"/>
-              </w:rPr>
-              <w:t>displayName</w:t>
-            </w:r>
-            <w:proofErr w:type="spellEnd"/>
-            <w:r>
-              <w:rPr>
-                <w:sz w:val="20"/>
-                <w:szCs w:val="20"/>
-              </w:rPr>
-              <w:t xml:space="preserve">, email, </w:t>
-            </w:r>
-            <w:proofErr w:type="spellStart"/>
-            <w:r>
-              <w:rPr>
-                <w:sz w:val="20"/>
-                <w:szCs w:val="20"/>
-              </w:rPr>
-              <w:t>photoURL</w:t>
-            </w:r>
-            <w:proofErr w:type="spellEnd"/>
-            <w:r>
-              <w:rPr>
-                <w:sz w:val="20"/>
-                <w:szCs w:val="20"/>
-              </w:rPr>
-              <w:t xml:space="preserve">, and </w:t>
-            </w:r>
-            <w:proofErr w:type="spellStart"/>
-            <w:r>
-              <w:rPr>
-                <w:sz w:val="20"/>
-                <w:szCs w:val="20"/>
-              </w:rPr>
-              <w:t>joinDate</w:t>
-            </w:r>
-            <w:proofErr w:type="spellEnd"/>
-            <w:r>
-              <w:rPr>
-                <w:sz w:val="20"/>
-                <w:szCs w:val="20"/>
-              </w:rPr>
-              <w:t xml:space="preserve"> from </w:t>
-            </w:r>
-            <w:proofErr w:type="spellStart"/>
-            <w:r>
-              <w:rPr>
-                <w:sz w:val="20"/>
-                <w:szCs w:val="20"/>
-              </w:rPr>
-              <w:t>Firestore</w:t>
-            </w:r>
-            <w:proofErr w:type="spellEnd"/>
-            <w:r>
-              <w:rPr>
-                <w:sz w:val="20"/>
-                <w:szCs w:val="20"/>
-              </w:rPr>
-              <w:t>.</w:t>
+              <w:t>The Profile page must fetch and display the user's displayName, email, photoURL, and joinDate from Firestore.</w:t>
             </w:r>
           </w:p>
         </w:tc>
       </w:tr>
       <w:tr>
-        <w:tblPrEx>
-          <w:tblCellMar>
-            <w:top w:w="0" w:type="dxa"/>
-            <w:bottom w:w="0" w:type="dxa"/>
-          </w:tblCellMar>
-        </w:tblPrEx>
         <w:tc>
           <w:tcPr>
             <w:tcW w:w="1800" w:type="dxa"/>
@@ -7619,34 +6542,12 @@
                 <w:sz w:val="20"/>
                 <w:szCs w:val="20"/>
               </w:rPr>
-              <w:t xml:space="preserve">If the </w:t>
-            </w:r>
-            <w:proofErr w:type="spellStart"/>
-            <w:r>
-              <w:rPr>
-                <w:sz w:val="20"/>
-                <w:szCs w:val="20"/>
-              </w:rPr>
-              <w:t>Firestore</w:t>
-            </w:r>
-            <w:proofErr w:type="spellEnd"/>
-            <w:r>
-              <w:rPr>
-                <w:sz w:val="20"/>
-                <w:szCs w:val="20"/>
-              </w:rPr>
-              <w:t xml:space="preserve"> document is missing or the fetch fails, a graceful error message must be displayed.</w:t>
+              <w:t>If the Firestore document is missing or the fetch fails, a graceful error message must be displayed.</w:t>
             </w:r>
           </w:p>
         </w:tc>
       </w:tr>
       <w:tr>
-        <w:tblPrEx>
-          <w:tblCellMar>
-            <w:top w:w="0" w:type="dxa"/>
-            <w:bottom w:w="0" w:type="dxa"/>
-          </w:tblCellMar>
-        </w:tblPrEx>
         <w:tc>
           <w:tcPr>
             <w:tcW w:w="1800" w:type="dxa"/>
@@ -7705,12 +6606,6 @@
         </w:tc>
       </w:tr>
       <w:tr>
-        <w:tblPrEx>
-          <w:tblCellMar>
-            <w:top w:w="0" w:type="dxa"/>
-            <w:bottom w:w="0" w:type="dxa"/>
-          </w:tblCellMar>
-        </w:tblPrEx>
         <w:tc>
           <w:tcPr>
             <w:tcW w:w="1800" w:type="dxa"/>
@@ -7878,12 +6773,6 @@
         <w:gridCol w:w="7560"/>
       </w:tblGrid>
       <w:tr>
-        <w:tblPrEx>
-          <w:tblCellMar>
-            <w:top w:w="0" w:type="dxa"/>
-            <w:bottom w:w="0" w:type="dxa"/>
-          </w:tblCellMar>
-        </w:tblPrEx>
         <w:tc>
           <w:tcPr>
             <w:tcW w:w="1800" w:type="dxa"/>
@@ -7946,12 +6835,6 @@
         </w:tc>
       </w:tr>
       <w:tr>
-        <w:tblPrEx>
-          <w:tblCellMar>
-            <w:top w:w="0" w:type="dxa"/>
-            <w:bottom w:w="0" w:type="dxa"/>
-          </w:tblCellMar>
-        </w:tblPrEx>
         <w:tc>
           <w:tcPr>
             <w:tcW w:w="1800" w:type="dxa"/>
@@ -8004,34 +6887,12 @@
                 <w:sz w:val="20"/>
                 <w:szCs w:val="20"/>
               </w:rPr>
-              <w:t xml:space="preserve">The user must be able to click an edit button to enable editing of the </w:t>
-            </w:r>
-            <w:proofErr w:type="spellStart"/>
-            <w:r>
-              <w:rPr>
-                <w:sz w:val="20"/>
-                <w:szCs w:val="20"/>
-              </w:rPr>
-              <w:t>displayName</w:t>
-            </w:r>
-            <w:proofErr w:type="spellEnd"/>
-            <w:r>
-              <w:rPr>
-                <w:sz w:val="20"/>
-                <w:szCs w:val="20"/>
-              </w:rPr>
-              <w:t xml:space="preserve"> field.</w:t>
+              <w:t>The user must be able to click an edit button to enable editing of the displayName field.</w:t>
             </w:r>
           </w:p>
         </w:tc>
       </w:tr>
       <w:tr>
-        <w:tblPrEx>
-          <w:tblCellMar>
-            <w:top w:w="0" w:type="dxa"/>
-            <w:bottom w:w="0" w:type="dxa"/>
-          </w:tblCellMar>
-        </w:tblPrEx>
         <w:tc>
           <w:tcPr>
             <w:tcW w:w="1800" w:type="dxa"/>
@@ -8084,75 +6945,12 @@
                 <w:sz w:val="20"/>
                 <w:szCs w:val="20"/>
               </w:rPr>
-              <w:t xml:space="preserve">On saving, the system must update the </w:t>
-            </w:r>
-            <w:proofErr w:type="spellStart"/>
-            <w:r>
-              <w:rPr>
-                <w:sz w:val="20"/>
-                <w:szCs w:val="20"/>
-              </w:rPr>
-              <w:t>displayName</w:t>
-            </w:r>
-            <w:proofErr w:type="spellEnd"/>
-            <w:r>
-              <w:rPr>
-                <w:sz w:val="20"/>
-                <w:szCs w:val="20"/>
-              </w:rPr>
-              <w:t xml:space="preserve"> field in the </w:t>
-            </w:r>
-            <w:proofErr w:type="spellStart"/>
-            <w:r>
-              <w:rPr>
-                <w:sz w:val="20"/>
-                <w:szCs w:val="20"/>
-              </w:rPr>
-              <w:t>Firestore</w:t>
-            </w:r>
-            <w:proofErr w:type="spellEnd"/>
-            <w:r>
-              <w:rPr>
-                <w:sz w:val="20"/>
-                <w:szCs w:val="20"/>
-              </w:rPr>
-              <w:t xml:space="preserve"> users document and in Firebase Authentication via </w:t>
-            </w:r>
-            <w:proofErr w:type="spellStart"/>
-            <w:proofErr w:type="gramStart"/>
-            <w:r>
-              <w:rPr>
-                <w:sz w:val="20"/>
-                <w:szCs w:val="20"/>
-              </w:rPr>
-              <w:t>updateProfile</w:t>
-            </w:r>
-            <w:proofErr w:type="spellEnd"/>
-            <w:r>
-              <w:rPr>
-                <w:sz w:val="20"/>
-                <w:szCs w:val="20"/>
-              </w:rPr>
-              <w:t>(</w:t>
-            </w:r>
-            <w:proofErr w:type="gramEnd"/>
-            <w:r>
-              <w:rPr>
-                <w:sz w:val="20"/>
-                <w:szCs w:val="20"/>
-              </w:rPr>
-              <w:t>).</w:t>
+              <w:t>On saving, the system must update the displayName field in the Firestore users document and in Firebase Authentication via updateProfile().</w:t>
             </w:r>
           </w:p>
         </w:tc>
       </w:tr>
       <w:tr>
-        <w:tblPrEx>
-          <w:tblCellMar>
-            <w:top w:w="0" w:type="dxa"/>
-            <w:bottom w:w="0" w:type="dxa"/>
-          </w:tblCellMar>
-        </w:tblPrEx>
         <w:tc>
           <w:tcPr>
             <w:tcW w:w="1800" w:type="dxa"/>
@@ -8211,12 +7009,6 @@
         </w:tc>
       </w:tr>
       <w:tr>
-        <w:tblPrEx>
-          <w:tblCellMar>
-            <w:top w:w="0" w:type="dxa"/>
-            <w:bottom w:w="0" w:type="dxa"/>
-          </w:tblCellMar>
-        </w:tblPrEx>
         <w:tc>
           <w:tcPr>
             <w:tcW w:w="1800" w:type="dxa"/>
@@ -8304,13 +7096,8 @@
         <w:t xml:space="preserve">: </w:t>
       </w:r>
       <w:r>
-        <w:t xml:space="preserve">Save Profile Changes to </w:t>
+        <w:t>Save Profile Changes to Firestore</w:t>
       </w:r>
-      <w:proofErr w:type="spellStart"/>
-      <w:r>
-        <w:t>Firestore</w:t>
-      </w:r>
-      <w:proofErr w:type="spellEnd"/>
     </w:p>
     <w:tbl>
       <w:tblPr>
@@ -8334,12 +7121,6 @@
         <w:gridCol w:w="7560"/>
       </w:tblGrid>
       <w:tr>
-        <w:tblPrEx>
-          <w:tblCellMar>
-            <w:top w:w="0" w:type="dxa"/>
-            <w:bottom w:w="0" w:type="dxa"/>
-          </w:tblCellMar>
-        </w:tblPrEx>
         <w:tc>
           <w:tcPr>
             <w:tcW w:w="1800" w:type="dxa"/>
@@ -8402,12 +7183,6 @@
         </w:tc>
       </w:tr>
       <w:tr>
-        <w:tblPrEx>
-          <w:tblCellMar>
-            <w:top w:w="0" w:type="dxa"/>
-            <w:bottom w:w="0" w:type="dxa"/>
-          </w:tblCellMar>
-        </w:tblPrEx>
         <w:tc>
           <w:tcPr>
             <w:tcW w:w="1800" w:type="dxa"/>
@@ -8460,34 +7235,12 @@
                 <w:sz w:val="20"/>
                 <w:szCs w:val="20"/>
               </w:rPr>
-              <w:t xml:space="preserve">All edits must be saved to </w:t>
-            </w:r>
-            <w:proofErr w:type="spellStart"/>
-            <w:r>
-              <w:rPr>
-                <w:sz w:val="20"/>
-                <w:szCs w:val="20"/>
-              </w:rPr>
-              <w:t>Firestore</w:t>
-            </w:r>
-            <w:proofErr w:type="spellEnd"/>
-            <w:r>
-              <w:rPr>
-                <w:sz w:val="20"/>
-                <w:szCs w:val="20"/>
-              </w:rPr>
-              <w:t xml:space="preserve"> in a single batch update to prevent partial saves.</w:t>
+              <w:t>All edits must be saved to Firestore in a single batch update to prevent partial saves.</w:t>
             </w:r>
           </w:p>
         </w:tc>
       </w:tr>
       <w:tr>
-        <w:tblPrEx>
-          <w:tblCellMar>
-            <w:top w:w="0" w:type="dxa"/>
-            <w:bottom w:w="0" w:type="dxa"/>
-          </w:tblCellMar>
-        </w:tblPrEx>
         <w:tc>
           <w:tcPr>
             <w:tcW w:w="1800" w:type="dxa"/>
@@ -8540,34 +7293,12 @@
                 <w:sz w:val="20"/>
                 <w:szCs w:val="20"/>
               </w:rPr>
-              <w:t xml:space="preserve">A success notification must be shown when the save operation </w:t>
-            </w:r>
-            <w:proofErr w:type="gramStart"/>
-            <w:r>
-              <w:rPr>
-                <w:sz w:val="20"/>
-                <w:szCs w:val="20"/>
-              </w:rPr>
-              <w:t>completes</w:t>
-            </w:r>
-            <w:proofErr w:type="gramEnd"/>
-            <w:r>
-              <w:rPr>
-                <w:sz w:val="20"/>
-                <w:szCs w:val="20"/>
-              </w:rPr>
-              <w:t xml:space="preserve"> successfully.</w:t>
+              <w:t>A success notification must be shown when the save operation completes successfully.</w:t>
             </w:r>
           </w:p>
         </w:tc>
       </w:tr>
       <w:tr>
-        <w:tblPrEx>
-          <w:tblCellMar>
-            <w:top w:w="0" w:type="dxa"/>
-            <w:bottom w:w="0" w:type="dxa"/>
-          </w:tblCellMar>
-        </w:tblPrEx>
         <w:tc>
           <w:tcPr>
             <w:tcW w:w="1800" w:type="dxa"/>
@@ -8620,34 +7351,12 @@
                 <w:sz w:val="20"/>
                 <w:szCs w:val="20"/>
               </w:rPr>
-              <w:t xml:space="preserve">If the save fails, the user must be notified with an error </w:t>
-            </w:r>
-            <w:proofErr w:type="gramStart"/>
-            <w:r>
-              <w:rPr>
-                <w:sz w:val="20"/>
-                <w:szCs w:val="20"/>
-              </w:rPr>
-              <w:t>message</w:t>
-            </w:r>
-            <w:proofErr w:type="gramEnd"/>
-            <w:r>
-              <w:rPr>
-                <w:sz w:val="20"/>
-                <w:szCs w:val="20"/>
-              </w:rPr>
-              <w:t xml:space="preserve"> and the previous values must be preserved.</w:t>
+              <w:t>If the save fails, the user must be notified with an error message and the previous values must be preserved.</w:t>
             </w:r>
           </w:p>
         </w:tc>
       </w:tr>
       <w:tr>
-        <w:tblPrEx>
-          <w:tblCellMar>
-            <w:top w:w="0" w:type="dxa"/>
-            <w:bottom w:w="0" w:type="dxa"/>
-          </w:tblCellMar>
-        </w:tblPrEx>
         <w:tc>
           <w:tcPr>
             <w:tcW w:w="1800" w:type="dxa"/>
@@ -8700,39 +7409,7 @@
                 <w:sz w:val="20"/>
                 <w:szCs w:val="20"/>
               </w:rPr>
-              <w:t xml:space="preserve">The </w:t>
-            </w:r>
-            <w:proofErr w:type="spellStart"/>
-            <w:r>
-              <w:rPr>
-                <w:sz w:val="20"/>
-                <w:szCs w:val="20"/>
-              </w:rPr>
-              <w:t>Firestore</w:t>
-            </w:r>
-            <w:proofErr w:type="spellEnd"/>
-            <w:r>
-              <w:rPr>
-                <w:sz w:val="20"/>
-                <w:szCs w:val="20"/>
-              </w:rPr>
-              <w:t xml:space="preserve"> update operation must </w:t>
-            </w:r>
-            <w:proofErr w:type="gramStart"/>
-            <w:r>
-              <w:rPr>
-                <w:sz w:val="20"/>
-                <w:szCs w:val="20"/>
-              </w:rPr>
-              <w:t>complete</w:t>
-            </w:r>
-            <w:proofErr w:type="gramEnd"/>
-            <w:r>
-              <w:rPr>
-                <w:sz w:val="20"/>
-                <w:szCs w:val="20"/>
-              </w:rPr>
-              <w:t xml:space="preserve"> within 2 seconds under standard network conditions.</w:t>
+              <w:t>The Firestore update operation must complete within 2 seconds under standard network conditions.</w:t>
             </w:r>
           </w:p>
         </w:tc>
@@ -8803,12 +7480,6 @@
         <w:gridCol w:w="7560"/>
       </w:tblGrid>
       <w:tr>
-        <w:tblPrEx>
-          <w:tblCellMar>
-            <w:top w:w="0" w:type="dxa"/>
-            <w:bottom w:w="0" w:type="dxa"/>
-          </w:tblCellMar>
-        </w:tblPrEx>
         <w:tc>
           <w:tcPr>
             <w:tcW w:w="1800" w:type="dxa"/>
@@ -8871,12 +7542,6 @@
         </w:tc>
       </w:tr>
       <w:tr>
-        <w:tblPrEx>
-          <w:tblCellMar>
-            <w:top w:w="0" w:type="dxa"/>
-            <w:bottom w:w="0" w:type="dxa"/>
-          </w:tblCellMar>
-        </w:tblPrEx>
         <w:tc>
           <w:tcPr>
             <w:tcW w:w="1800" w:type="dxa"/>
@@ -8935,12 +7600,6 @@
         </w:tc>
       </w:tr>
       <w:tr>
-        <w:tblPrEx>
-          <w:tblCellMar>
-            <w:top w:w="0" w:type="dxa"/>
-            <w:bottom w:w="0" w:type="dxa"/>
-          </w:tblCellMar>
-        </w:tblPrEx>
         <w:tc>
           <w:tcPr>
             <w:tcW w:w="1800" w:type="dxa"/>
@@ -8999,12 +7658,6 @@
         </w:tc>
       </w:tr>
       <w:tr>
-        <w:tblPrEx>
-          <w:tblCellMar>
-            <w:top w:w="0" w:type="dxa"/>
-            <w:bottom w:w="0" w:type="dxa"/>
-          </w:tblCellMar>
-        </w:tblPrEx>
         <w:tc>
           <w:tcPr>
             <w:tcW w:w="1800" w:type="dxa"/>
@@ -9162,12 +7815,6 @@
         <w:gridCol w:w="7560"/>
       </w:tblGrid>
       <w:tr>
-        <w:tblPrEx>
-          <w:tblCellMar>
-            <w:top w:w="0" w:type="dxa"/>
-            <w:bottom w:w="0" w:type="dxa"/>
-          </w:tblCellMar>
-        </w:tblPrEx>
         <w:tc>
           <w:tcPr>
             <w:tcW w:w="1800" w:type="dxa"/>
@@ -9230,12 +7877,6 @@
         </w:tc>
       </w:tr>
       <w:tr>
-        <w:tblPrEx>
-          <w:tblCellMar>
-            <w:top w:w="0" w:type="dxa"/>
-            <w:bottom w:w="0" w:type="dxa"/>
-          </w:tblCellMar>
-        </w:tblPrEx>
         <w:tc>
           <w:tcPr>
             <w:tcW w:w="1800" w:type="dxa"/>
@@ -9288,34 +7929,12 @@
                 <w:sz w:val="20"/>
                 <w:szCs w:val="20"/>
               </w:rPr>
-              <w:t xml:space="preserve">On form submission, the system must call Firebase Authentication's </w:t>
-            </w:r>
-            <w:proofErr w:type="spellStart"/>
-            <w:r>
-              <w:rPr>
-                <w:sz w:val="20"/>
-                <w:szCs w:val="20"/>
-              </w:rPr>
-              <w:t>sendPasswordResetEmail</w:t>
-            </w:r>
-            <w:proofErr w:type="spellEnd"/>
-            <w:r>
-              <w:rPr>
-                <w:sz w:val="20"/>
-                <w:szCs w:val="20"/>
-              </w:rPr>
-              <w:t xml:space="preserve"> method.</w:t>
+              <w:t>On form submission, the system must call Firebase Authentication's sendPasswordResetEmail method.</w:t>
             </w:r>
           </w:p>
         </w:tc>
       </w:tr>
       <w:tr>
-        <w:tblPrEx>
-          <w:tblCellMar>
-            <w:top w:w="0" w:type="dxa"/>
-            <w:bottom w:w="0" w:type="dxa"/>
-          </w:tblCellMar>
-        </w:tblPrEx>
         <w:tc>
           <w:tcPr>
             <w:tcW w:w="1800" w:type="dxa"/>
@@ -9368,34 +7987,12 @@
                 <w:sz w:val="20"/>
                 <w:szCs w:val="20"/>
               </w:rPr>
-              <w:t xml:space="preserve">A </w:t>
-            </w:r>
-            <w:proofErr w:type="gramStart"/>
-            <w:r>
-              <w:rPr>
-                <w:sz w:val="20"/>
-                <w:szCs w:val="20"/>
-              </w:rPr>
-              <w:t>success</w:t>
-            </w:r>
-            <w:proofErr w:type="gramEnd"/>
-            <w:r>
-              <w:rPr>
-                <w:sz w:val="20"/>
-                <w:szCs w:val="20"/>
-              </w:rPr>
-              <w:t xml:space="preserve"> message must be displayed after the email is sent, informing the user to check their inbox.</w:t>
+              <w:t>A success message must be displayed after the email is sent, informing the user to check their inbox.</w:t>
             </w:r>
           </w:p>
         </w:tc>
       </w:tr>
       <w:tr>
-        <w:tblPrEx>
-          <w:tblCellMar>
-            <w:top w:w="0" w:type="dxa"/>
-            <w:bottom w:w="0" w:type="dxa"/>
-          </w:tblCellMar>
-        </w:tblPrEx>
         <w:tc>
           <w:tcPr>
             <w:tcW w:w="1800" w:type="dxa"/>
@@ -9454,12 +8051,6 @@
         </w:tc>
       </w:tr>
       <w:tr>
-        <w:tblPrEx>
-          <w:tblCellMar>
-            <w:top w:w="0" w:type="dxa"/>
-            <w:bottom w:w="0" w:type="dxa"/>
-          </w:tblCellMar>
-        </w:tblPrEx>
         <w:tc>
           <w:tcPr>
             <w:tcW w:w="1800" w:type="dxa"/>
@@ -9602,105 +8193,6 @@
             <wp:extent cx="6191250" cy="2600325"/>
             <wp:effectExtent l="0" t="0" r="0" b="0"/>
             <wp:docPr id="1" name="Picture 1"/>
-            <wp:cNvGraphicFramePr>
-              <a:graphicFrameLocks xmlns:a="http://schemas.openxmlformats.org/drawingml/2006/main" noChangeAspect="1"/>
-            </wp:cNvGraphicFramePr>
-            <a:graphic xmlns:a="http://schemas.openxmlformats.org/drawingml/2006/main">
-              <a:graphicData uri="http://schemas.openxmlformats.org/drawingml/2006/picture">
-                <pic:pic xmlns:pic="http://schemas.openxmlformats.org/drawingml/2006/picture">
-                  <pic:nvPicPr>
-                    <pic:cNvPr id="0" name=""/>
-                    <pic:cNvPicPr>
-                      <a:picLocks noChangeAspect="1" noChangeArrowheads="1"/>
-                    </pic:cNvPicPr>
-                  </pic:nvPicPr>
-                  <pic:blipFill>
-                    <a:blip r:embed="rId5"/>
-                    <a:srcRect/>
-                    <a:stretch>
-                      <a:fillRect/>
-                    </a:stretch>
-                  </pic:blipFill>
-                  <pic:spPr bwMode="auto">
-                    <a:xfrm>
-                      <a:off x="0" y="0"/>
-                      <a:ext cx="6191250" cy="2600325"/>
-                    </a:xfrm>
-                    <a:prstGeom prst="rect">
-                      <a:avLst/>
-                    </a:prstGeom>
-                  </pic:spPr>
-                </pic:pic>
-              </a:graphicData>
-            </a:graphic>
-          </wp:inline>
-        </w:drawing>
-      </w:r>
-    </w:p>
-    <w:p>
-      <w:pPr>
-        <w:spacing w:after="160"/>
-        <w:jc w:val="center"/>
-      </w:pPr>
-      <w:r>
-        <w:rPr>
-          <w:i/>
-          <w:iCs/>
-          <w:color w:val="555555"/>
-          <w:sz w:val="20"/>
-          <w:szCs w:val="20"/>
-        </w:rPr>
-        <w:t>Figure 1: Snapshot 1 — Sprint Start (All 5 stories in Sprint Backlog, nothing started yet)</w:t>
-      </w:r>
-    </w:p>
-    <w:p>
-      <w:pPr>
-        <w:spacing w:before="160"/>
-      </w:pPr>
-    </w:p>
-    <w:p>
-      <w:pPr>
-        <w:spacing w:before="240" w:after="100"/>
-      </w:pPr>
-      <w:r>
-        <w:rPr>
-          <w:b/>
-          <w:bCs/>
-          <w:color w:val="1A5276"/>
-          <w:sz w:val="26"/>
-          <w:szCs w:val="26"/>
-        </w:rPr>
-        <w:t>Snapshot 2 — Midpoint of Sprint</w:t>
-      </w:r>
-    </w:p>
-    <w:p>
-      <w:pPr>
-        <w:spacing w:before="60" w:after="60"/>
-      </w:pPr>
-      <w:r>
-        <w:t>US-01, US-02, and US-03 have been completed and moved to Done. US-04 (View and Edit Profile) is now In Progress. US-05 (Password Reset) remains in the Sprint Backlog awaiting development.</w:t>
-      </w:r>
-    </w:p>
-    <w:p>
-      <w:pPr>
-        <w:spacing w:before="80"/>
-      </w:pPr>
-    </w:p>
-    <w:p>
-      <w:pPr>
-        <w:spacing w:before="160" w:after="80"/>
-        <w:jc w:val="center"/>
-      </w:pPr>
-      <w:r>
-        <w:rPr>
-          <w:noProof/>
-        </w:rPr>
-        <w:lastRenderedPageBreak/>
-        <w:drawing>
-          <wp:inline distT="0" distB="0" distL="0" distR="0" wp14:anchorId="2FBDD204" wp14:editId="1B592ADC">
-            <wp:extent cx="6191250" cy="2600325"/>
-            <wp:effectExtent l="0" t="0" r="0" b="6350"/>
-            <wp:docPr id="1374805120" name="Picture 1374805120"/>
             <wp:cNvGraphicFramePr>
               <a:graphicFrameLocks xmlns:a="http://schemas.openxmlformats.org/drawingml/2006/main" noChangeAspect="1"/>
             </wp:cNvGraphicFramePr>
@@ -9749,7 +8241,7 @@
           <w:sz w:val="20"/>
           <w:szCs w:val="20"/>
         </w:rPr>
-        <w:t>Figure 2: Snapshot 2 — Midpoint (US-01, US-02, US-03 Done; US-04 In Progress)</w:t>
+        <w:t>Figure 1: Snapshot 1 — Sprint Start (All 5 stories in Sprint Backlog, nothing started yet)</w:t>
       </w:r>
     </w:p>
     <w:p>
@@ -9769,7 +8261,7 @@
           <w:sz w:val="26"/>
           <w:szCs w:val="26"/>
         </w:rPr>
-        <w:t>Snapshot 3 — End of Sprint</w:t>
+        <w:t>Snapshot 2 — Midpoint of Sprint</w:t>
       </w:r>
     </w:p>
     <w:p>
@@ -9777,7 +8269,7 @@
         <w:spacing w:before="60" w:after="60"/>
       </w:pPr>
       <w:r>
-        <w:t>US-01, US-02, US-03, and US-04 have all been completed and are in the Done column. US-05 (Password Reset) could not be completed within the sprint duration and has been moved to the Leftover column. It will be carried forward to Sprint 2.</w:t>
+        <w:t>US-01, US-02, and US-03 have been completed and moved to Done. US-04 (View and Edit Profile) is now In Progress. US-05 (Password Reset) remains in the Sprint Backlog awaiting development.</w:t>
       </w:r>
     </w:p>
     <w:p>
@@ -9794,11 +8286,12 @@
         <w:rPr>
           <w:noProof/>
         </w:rPr>
+        <w:lastRenderedPageBreak/>
         <w:drawing>
-          <wp:inline distT="0" distB="0" distL="0" distR="0" wp14:anchorId="37DC6910" wp14:editId="1DB75D50">
+          <wp:inline distT="0" distB="0" distL="0" distR="0" wp14:anchorId="2FBDD204" wp14:editId="1B592ADC">
             <wp:extent cx="6191250" cy="2600325"/>
-            <wp:effectExtent l="0" t="0" r="0" b="0"/>
-            <wp:docPr id="1174099565" name="Picture 1174099565"/>
+            <wp:effectExtent l="0" t="0" r="0" b="6350"/>
+            <wp:docPr id="1374805120" name="Picture 1374805120"/>
             <wp:cNvGraphicFramePr>
               <a:graphicFrameLocks xmlns:a="http://schemas.openxmlformats.org/drawingml/2006/main" noChangeAspect="1"/>
             </wp:cNvGraphicFramePr>
@@ -9847,6 +8340,104 @@
           <w:sz w:val="20"/>
           <w:szCs w:val="20"/>
         </w:rPr>
+        <w:t>Figure 2: Snapshot 2 — Midpoint (US-01, US-02, US-03 Done; US-04 In Progress)</w:t>
+      </w:r>
+    </w:p>
+    <w:p>
+      <w:pPr>
+        <w:spacing w:before="160"/>
+      </w:pPr>
+    </w:p>
+    <w:p>
+      <w:pPr>
+        <w:spacing w:before="240" w:after="100"/>
+      </w:pPr>
+      <w:r>
+        <w:rPr>
+          <w:b/>
+          <w:bCs/>
+          <w:color w:val="1A5276"/>
+          <w:sz w:val="26"/>
+          <w:szCs w:val="26"/>
+        </w:rPr>
+        <w:t>Snapshot 3 — End of Sprint</w:t>
+      </w:r>
+    </w:p>
+    <w:p>
+      <w:pPr>
+        <w:spacing w:before="60" w:after="60"/>
+      </w:pPr>
+      <w:r>
+        <w:t>US-01, US-02, US-03, and US-04 have all been completed and are in the Done column. US-05 (Password Reset) could not be completed within the sprint duration and has been moved to the Leftover column. It will be carried forward to Sprint 2.</w:t>
+      </w:r>
+    </w:p>
+    <w:p>
+      <w:pPr>
+        <w:spacing w:before="80"/>
+      </w:pPr>
+    </w:p>
+    <w:p>
+      <w:pPr>
+        <w:spacing w:before="160" w:after="80"/>
+        <w:jc w:val="center"/>
+      </w:pPr>
+      <w:r>
+        <w:rPr>
+          <w:noProof/>
+        </w:rPr>
+        <w:drawing>
+          <wp:inline distT="0" distB="0" distL="0" distR="0" wp14:anchorId="37DC6910" wp14:editId="1DB75D50">
+            <wp:extent cx="6191250" cy="2600325"/>
+            <wp:effectExtent l="0" t="0" r="0" b="0"/>
+            <wp:docPr id="1174099565" name="Picture 1174099565"/>
+            <wp:cNvGraphicFramePr>
+              <a:graphicFrameLocks xmlns:a="http://schemas.openxmlformats.org/drawingml/2006/main" noChangeAspect="1"/>
+            </wp:cNvGraphicFramePr>
+            <a:graphic xmlns:a="http://schemas.openxmlformats.org/drawingml/2006/main">
+              <a:graphicData uri="http://schemas.openxmlformats.org/drawingml/2006/picture">
+                <pic:pic xmlns:pic="http://schemas.openxmlformats.org/drawingml/2006/picture">
+                  <pic:nvPicPr>
+                    <pic:cNvPr id="0" name=""/>
+                    <pic:cNvPicPr>
+                      <a:picLocks noChangeAspect="1" noChangeArrowheads="1"/>
+                    </pic:cNvPicPr>
+                  </pic:nvPicPr>
+                  <pic:blipFill>
+                    <a:blip r:embed="rId8"/>
+                    <a:srcRect/>
+                    <a:stretch>
+                      <a:fillRect/>
+                    </a:stretch>
+                  </pic:blipFill>
+                  <pic:spPr bwMode="auto">
+                    <a:xfrm>
+                      <a:off x="0" y="0"/>
+                      <a:ext cx="6191250" cy="2600325"/>
+                    </a:xfrm>
+                    <a:prstGeom prst="rect">
+                      <a:avLst/>
+                    </a:prstGeom>
+                  </pic:spPr>
+                </pic:pic>
+              </a:graphicData>
+            </a:graphic>
+          </wp:inline>
+        </w:drawing>
+      </w:r>
+    </w:p>
+    <w:p>
+      <w:pPr>
+        <w:spacing w:after="160"/>
+        <w:jc w:val="center"/>
+      </w:pPr>
+      <w:r>
+        <w:rPr>
+          <w:i/>
+          <w:iCs/>
+          <w:color w:val="555555"/>
+          <w:sz w:val="20"/>
+          <w:szCs w:val="20"/>
+        </w:rPr>
         <w:t>Figure 3: Snapshot 3 — Sprint End (US-04 Done; US-05 moved to Leftover)</w:t>
       </w:r>
     </w:p>
@@ -9883,6 +8474,9 @@
     <w:p/>
     <w:p>
       <w:r>
+        <w:rPr>
+          <w:noProof/>
+        </w:rPr>
         <w:drawing>
           <wp:inline distT="0" distB="0" distL="0" distR="0" wp14:anchorId="30C9DB7C" wp14:editId="4EAB99FE">
             <wp:extent cx="6324600" cy="4069080"/>
@@ -9901,7 +8495,7 @@
                     </pic:cNvPicPr>
                   </pic:nvPicPr>
                   <pic:blipFill>
-                    <a:blip r:embed="rId8" cstate="print">
+                    <a:blip r:embed="rId9" cstate="print">
                       <a:extLst>
                         <a:ext uri="{28A0092B-C50C-407E-A947-70E740481C1C}">
                           <a14:useLocalDpi xmlns:a14="http://schemas.microsoft.com/office/drawing/2010/main" val="0"/>
@@ -10023,12 +8617,6 @@
         <w:gridCol w:w="6360"/>
       </w:tblGrid>
       <w:tr>
-        <w:tblPrEx>
-          <w:tblCellMar>
-            <w:top w:w="0" w:type="dxa"/>
-            <w:bottom w:w="0" w:type="dxa"/>
-          </w:tblCellMar>
-        </w:tblPrEx>
         <w:tc>
           <w:tcPr>
             <w:tcW w:w="1200" w:type="dxa"/>
@@ -10121,12 +8709,6 @@
         </w:tc>
       </w:tr>
       <w:tr>
-        <w:tblPrEx>
-          <w:tblCellMar>
-            <w:top w:w="0" w:type="dxa"/>
-            <w:bottom w:w="0" w:type="dxa"/>
-          </w:tblCellMar>
-        </w:tblPrEx>
         <w:tc>
           <w:tcPr>
             <w:tcW w:w="1200" w:type="dxa"/>
@@ -10209,50 +8791,12 @@
                 <w:sz w:val="20"/>
                 <w:szCs w:val="20"/>
               </w:rPr>
-              <w:t xml:space="preserve">All user passwords must be managed exclusively through Firebase Authentication. Passwords must never be transmitted, logged, or stored in plaintext anywhere in the system. Firebase Security Rules must restrict </w:t>
-            </w:r>
-            <w:proofErr w:type="spellStart"/>
-            <w:r>
-              <w:rPr>
-                <w:sz w:val="20"/>
-                <w:szCs w:val="20"/>
-              </w:rPr>
-              <w:t>Firestore</w:t>
-            </w:r>
-            <w:proofErr w:type="spellEnd"/>
-            <w:r>
-              <w:rPr>
-                <w:sz w:val="20"/>
-                <w:szCs w:val="20"/>
-              </w:rPr>
-              <w:t xml:space="preserve"> read/write access to authenticated users only, and users must only be able to read and write their own document in the </w:t>
-            </w:r>
-            <w:proofErr w:type="gramStart"/>
-            <w:r>
-              <w:rPr>
-                <w:sz w:val="20"/>
-                <w:szCs w:val="20"/>
-              </w:rPr>
-              <w:t>users</w:t>
-            </w:r>
-            <w:proofErr w:type="gramEnd"/>
-            <w:r>
-              <w:rPr>
-                <w:sz w:val="20"/>
-                <w:szCs w:val="20"/>
-              </w:rPr>
-              <w:t xml:space="preserve"> collection.</w:t>
+              <w:t>All user passwords must be managed exclusively through Firebase Authentication. Passwords must never be transmitted, logged, or stored in plaintext anywhere in the system. Firebase Security Rules must restrict Firestore read/write access to authenticated users only, and users must only be able to read and write their own document in the users collection.</w:t>
             </w:r>
           </w:p>
         </w:tc>
       </w:tr>
       <w:tr>
-        <w:tblPrEx>
-          <w:tblCellMar>
-            <w:top w:w="0" w:type="dxa"/>
-            <w:bottom w:w="0" w:type="dxa"/>
-          </w:tblCellMar>
-        </w:tblPrEx>
         <w:tc>
           <w:tcPr>
             <w:tcW w:w="1200" w:type="dxa"/>
@@ -10335,50 +8879,12 @@
                 <w:sz w:val="20"/>
                 <w:szCs w:val="20"/>
               </w:rPr>
-              <w:t xml:space="preserve">Authentication operations (signup and login) must </w:t>
-            </w:r>
-            <w:proofErr w:type="gramStart"/>
-            <w:r>
-              <w:rPr>
-                <w:sz w:val="20"/>
-                <w:szCs w:val="20"/>
-              </w:rPr>
-              <w:t>complete</w:t>
-            </w:r>
-            <w:proofErr w:type="gramEnd"/>
-            <w:r>
-              <w:rPr>
-                <w:sz w:val="20"/>
-                <w:szCs w:val="20"/>
-              </w:rPr>
-              <w:t xml:space="preserve"> within 3 seconds under normal network conditions. </w:t>
-            </w:r>
-            <w:proofErr w:type="spellStart"/>
-            <w:r>
-              <w:rPr>
-                <w:sz w:val="20"/>
-                <w:szCs w:val="20"/>
-              </w:rPr>
-              <w:t>Firestore</w:t>
-            </w:r>
-            <w:proofErr w:type="spellEnd"/>
-            <w:r>
-              <w:rPr>
-                <w:sz w:val="20"/>
-                <w:szCs w:val="20"/>
-              </w:rPr>
-              <w:t xml:space="preserve"> reads for profile data must complete within 2 seconds on page load. These thresholds ensure the user does not experience noticeable delays during authentication flows.</w:t>
+              <w:t>Authentication operations (signup and login) must complete within 3 seconds under normal network conditions. Firestore reads for profile data must complete within 2 seconds on page load. These thresholds ensure the user does not experience noticeable delays during authentication flows.</w:t>
             </w:r>
           </w:p>
         </w:tc>
       </w:tr>
       <w:tr>
-        <w:tblPrEx>
-          <w:tblCellMar>
-            <w:top w:w="0" w:type="dxa"/>
-            <w:bottom w:w="0" w:type="dxa"/>
-          </w:tblCellMar>
-        </w:tblPrEx>
         <w:tc>
           <w:tcPr>
             <w:tcW w:w="1200" w:type="dxa"/>
@@ -10461,50 +8967,12 @@
                 <w:sz w:val="20"/>
                 <w:szCs w:val="20"/>
               </w:rPr>
-              <w:t xml:space="preserve">The authentication module must handle Firebase service errors gracefully. If a </w:t>
-            </w:r>
-            <w:proofErr w:type="spellStart"/>
-            <w:r>
-              <w:rPr>
-                <w:sz w:val="20"/>
-                <w:szCs w:val="20"/>
-              </w:rPr>
-              <w:t>Firestore</w:t>
-            </w:r>
-            <w:proofErr w:type="spellEnd"/>
-            <w:r>
-              <w:rPr>
-                <w:sz w:val="20"/>
-                <w:szCs w:val="20"/>
-              </w:rPr>
-              <w:t xml:space="preserve"> write fails during signup, the system must attempt one automatic retry. All API calls must be wrapped in error-handling logic, and the user must never see an unhandled exception or a blank screen </w:t>
-            </w:r>
-            <w:proofErr w:type="gramStart"/>
-            <w:r>
-              <w:rPr>
-                <w:sz w:val="20"/>
-                <w:szCs w:val="20"/>
-              </w:rPr>
-              <w:t>as a result of</w:t>
-            </w:r>
-            <w:proofErr w:type="gramEnd"/>
-            <w:r>
-              <w:rPr>
-                <w:sz w:val="20"/>
-                <w:szCs w:val="20"/>
-              </w:rPr>
-              <w:t xml:space="preserve"> an authentication failure.</w:t>
+              <w:t>The authentication module must handle Firebase service errors gracefully. If a Firestore write fails during signup, the system must attempt one automatic retry. All API calls must be wrapped in error-handling logic, and the user must never see an unhandled exception or a blank screen as a result of an authentication failure.</w:t>
             </w:r>
           </w:p>
         </w:tc>
       </w:tr>
       <w:tr>
-        <w:tblPrEx>
-          <w:tblCellMar>
-            <w:top w:w="0" w:type="dxa"/>
-            <w:bottom w:w="0" w:type="dxa"/>
-          </w:tblCellMar>
-        </w:tblPrEx>
         <w:tc>
           <w:tcPr>
             <w:tcW w:w="1200" w:type="dxa"/>
@@ -10593,12 +9061,6 @@
         </w:tc>
       </w:tr>
       <w:tr>
-        <w:tblPrEx>
-          <w:tblCellMar>
-            <w:top w:w="0" w:type="dxa"/>
-            <w:bottom w:w="0" w:type="dxa"/>
-          </w:tblCellMar>
-        </w:tblPrEx>
         <w:tc>
           <w:tcPr>
             <w:tcW w:w="1200" w:type="dxa"/>
@@ -10681,50 +9143,12 @@
                 <w:sz w:val="20"/>
                 <w:szCs w:val="20"/>
               </w:rPr>
-              <w:t xml:space="preserve">The user data storage design in </w:t>
-            </w:r>
-            <w:proofErr w:type="spellStart"/>
-            <w:r>
-              <w:rPr>
-                <w:sz w:val="20"/>
-                <w:szCs w:val="20"/>
-              </w:rPr>
-              <w:t>Firestore</w:t>
-            </w:r>
-            <w:proofErr w:type="spellEnd"/>
-            <w:r>
-              <w:rPr>
-                <w:sz w:val="20"/>
-                <w:szCs w:val="20"/>
-              </w:rPr>
-              <w:t xml:space="preserve"> must follow a flat document structure (one document per user in the </w:t>
-            </w:r>
-            <w:proofErr w:type="gramStart"/>
-            <w:r>
-              <w:rPr>
-                <w:sz w:val="20"/>
-                <w:szCs w:val="20"/>
-              </w:rPr>
-              <w:t>users</w:t>
-            </w:r>
-            <w:proofErr w:type="gramEnd"/>
-            <w:r>
-              <w:rPr>
-                <w:sz w:val="20"/>
-                <w:szCs w:val="20"/>
-              </w:rPr>
-              <w:t xml:space="preserve"> collection) to support efficient querying as the user base grows. The system should remain functional and responsive for up to 10,000 registered users without architectural changes.</w:t>
+              <w:t>The user data storage design in Firestore must follow a flat document structure (one document per user in the users collection) to support efficient querying as the user base grows. The system should remain functional and responsive for up to 10,000 registered users without architectural changes.</w:t>
             </w:r>
           </w:p>
         </w:tc>
       </w:tr>
       <w:tr>
-        <w:tblPrEx>
-          <w:tblCellMar>
-            <w:top w:w="0" w:type="dxa"/>
-            <w:bottom w:w="0" w:type="dxa"/>
-          </w:tblCellMar>
-        </w:tblPrEx>
         <w:tc>
           <w:tcPr>
             <w:tcW w:w="1200" w:type="dxa"/>
@@ -10780,20 +9204,8 @@
                 <w:sz w:val="20"/>
                 <w:szCs w:val="20"/>
               </w:rPr>
-              <w:t xml:space="preserve">Session </w:t>
-            </w:r>
-            <w:proofErr w:type="spellStart"/>
-            <w:r>
-              <w:rPr>
-                <w:b/>
-                <w:bCs/>
-                <w:color w:val="1A5276"/>
-                <w:sz w:val="20"/>
-                <w:szCs w:val="20"/>
-              </w:rPr>
-              <w:t>Mgmt</w:t>
-            </w:r>
-            <w:proofErr w:type="spellEnd"/>
+              <w:t>Session Mgmt</w:t>
+            </w:r>
           </w:p>
         </w:tc>
         <w:tc>
@@ -10819,34 +9231,12 @@
                 <w:sz w:val="20"/>
                 <w:szCs w:val="20"/>
               </w:rPr>
-              <w:t xml:space="preserve">Firebase Authentication session persistence must be set to </w:t>
-            </w:r>
-            <w:proofErr w:type="gramStart"/>
-            <w:r>
-              <w:rPr>
-                <w:sz w:val="20"/>
-                <w:szCs w:val="20"/>
-              </w:rPr>
-              <w:t>LOCAL</w:t>
-            </w:r>
-            <w:proofErr w:type="gramEnd"/>
-            <w:r>
-              <w:rPr>
-                <w:sz w:val="20"/>
-                <w:szCs w:val="20"/>
-              </w:rPr>
-              <w:t xml:space="preserve"> so the user remains authenticated across browser refreshes and new tabs without needing to log in again. A user must only be logged out when they explicitly trigger the logout action or when Firebase detects token expiry.</w:t>
+              <w:t>Firebase Authentication session persistence must be set to LOCAL so the user remains authenticated across browser refreshes and new tabs without needing to log in again. A user must only be logged out when they explicitly trigger the logout action or when Firebase detects token expiry.</w:t>
             </w:r>
           </w:p>
         </w:tc>
       </w:tr>
       <w:tr>
-        <w:tblPrEx>
-          <w:tblCellMar>
-            <w:top w:w="0" w:type="dxa"/>
-            <w:bottom w:w="0" w:type="dxa"/>
-          </w:tblCellMar>
-        </w:tblPrEx>
         <w:tc>
           <w:tcPr>
             <w:tcW w:w="1200" w:type="dxa"/>
@@ -10929,34 +9319,12 @@
                 <w:sz w:val="20"/>
                 <w:szCs w:val="20"/>
               </w:rPr>
-              <w:t xml:space="preserve">The Signup, Login, and Profile pages must render correctly on the latest versions of Google Chrome, Mozilla Firefox, and Microsoft Edge. The UI must be responsive and functional </w:t>
-            </w:r>
-            <w:proofErr w:type="gramStart"/>
-            <w:r>
-              <w:rPr>
-                <w:sz w:val="20"/>
-                <w:szCs w:val="20"/>
-              </w:rPr>
-              <w:t>on screen</w:t>
-            </w:r>
-            <w:proofErr w:type="gramEnd"/>
-            <w:r>
-              <w:rPr>
-                <w:sz w:val="20"/>
-                <w:szCs w:val="20"/>
-              </w:rPr>
-              <w:t xml:space="preserve"> widths ranging from 375px (mobile) to 1920px (desktop).</w:t>
+              <w:t>The Signup, Login, and Profile pages must render correctly on the latest versions of Google Chrome, Mozilla Firefox, and Microsoft Edge. The UI must be responsive and functional on screen widths ranging from 375px (mobile) to 1920px (desktop).</w:t>
             </w:r>
           </w:p>
         </w:tc>
       </w:tr>
       <w:tr>
-        <w:tblPrEx>
-          <w:tblCellMar>
-            <w:top w:w="0" w:type="dxa"/>
-            <w:bottom w:w="0" w:type="dxa"/>
-          </w:tblCellMar>
-        </w:tblPrEx>
         <w:tc>
           <w:tcPr>
             <w:tcW w:w="1200" w:type="dxa"/>
@@ -11039,87 +9407,7 @@
                 <w:sz w:val="20"/>
                 <w:szCs w:val="20"/>
               </w:rPr>
-              <w:t xml:space="preserve">User profile data written to </w:t>
-            </w:r>
-            <w:proofErr w:type="spellStart"/>
-            <w:r>
-              <w:rPr>
-                <w:sz w:val="20"/>
-                <w:szCs w:val="20"/>
-              </w:rPr>
-              <w:t>Firestore</w:t>
-            </w:r>
-            <w:proofErr w:type="spellEnd"/>
-            <w:r>
-              <w:rPr>
-                <w:sz w:val="20"/>
-                <w:szCs w:val="20"/>
-              </w:rPr>
-              <w:t xml:space="preserve"> must be validated on the client side before any write operation is triggered. Mandatory fields (</w:t>
-            </w:r>
-            <w:proofErr w:type="spellStart"/>
-            <w:r>
-              <w:rPr>
-                <w:sz w:val="20"/>
-                <w:szCs w:val="20"/>
-              </w:rPr>
-              <w:t>uid</w:t>
-            </w:r>
-            <w:proofErr w:type="spellEnd"/>
-            <w:r>
-              <w:rPr>
-                <w:sz w:val="20"/>
-                <w:szCs w:val="20"/>
-              </w:rPr>
-              <w:t xml:space="preserve">, email, </w:t>
-            </w:r>
-            <w:proofErr w:type="spellStart"/>
-            <w:r>
-              <w:rPr>
-                <w:sz w:val="20"/>
-                <w:szCs w:val="20"/>
-              </w:rPr>
-              <w:t>displayName</w:t>
-            </w:r>
-            <w:proofErr w:type="spellEnd"/>
-            <w:r>
-              <w:rPr>
-                <w:sz w:val="20"/>
-                <w:szCs w:val="20"/>
-              </w:rPr>
-              <w:t xml:space="preserve">, </w:t>
-            </w:r>
-            <w:proofErr w:type="spellStart"/>
-            <w:r>
-              <w:rPr>
-                <w:sz w:val="20"/>
-                <w:szCs w:val="20"/>
-              </w:rPr>
-              <w:t>joinDate</w:t>
-            </w:r>
-            <w:proofErr w:type="spellEnd"/>
-            <w:r>
-              <w:rPr>
-                <w:sz w:val="20"/>
-                <w:szCs w:val="20"/>
-              </w:rPr>
-              <w:t xml:space="preserve">) must always be present in the </w:t>
-            </w:r>
-            <w:proofErr w:type="spellStart"/>
-            <w:r>
-              <w:rPr>
-                <w:sz w:val="20"/>
-                <w:szCs w:val="20"/>
-              </w:rPr>
-              <w:t>Firestore</w:t>
-            </w:r>
-            <w:proofErr w:type="spellEnd"/>
-            <w:r>
-              <w:rPr>
-                <w:sz w:val="20"/>
-                <w:szCs w:val="20"/>
-              </w:rPr>
-              <w:t xml:space="preserve"> document. Missing or malformed documents must be detected and flagged in the UI with a recovery prompt.</w:t>
+              <w:t>User profile data written to Firestore must be validated on the client side before any write operation is triggered. Mandatory fields (uid, email, displayName, joinDate) must always be present in the Firestore document. Missing or malformed documents must be detected and flagged in the UI with a recovery prompt.</w:t>
             </w:r>
           </w:p>
         </w:tc>
@@ -11195,7 +9483,7 @@
                     <pic:cNvPicPr/>
                   </pic:nvPicPr>
                   <pic:blipFill>
-                    <a:blip r:embed="rId9">
+                    <a:blip r:embed="rId10">
                       <a:extLst>
                         <a:ext uri="{28A0092B-C50C-407E-A947-70E740481C1C}">
                           <a14:useLocalDpi xmlns:a14="http://schemas.microsoft.com/office/drawing/2010/main" val="0"/>
@@ -11269,7 +9557,7 @@
                     <pic:cNvPicPr/>
                   </pic:nvPicPr>
                   <pic:blipFill>
-                    <a:blip r:embed="rId10">
+                    <a:blip r:embed="rId11">
                       <a:extLst>
                         <a:ext uri="{28A0092B-C50C-407E-A947-70E740481C1C}">
                           <a14:useLocalDpi xmlns:a14="http://schemas.microsoft.com/office/drawing/2010/main" val="0"/>
@@ -11345,7 +9633,7 @@
                     </pic:cNvPicPr>
                   </pic:nvPicPr>
                   <pic:blipFill>
-                    <a:blip r:embed="rId11" cstate="print">
+                    <a:blip r:embed="rId12" cstate="print">
                       <a:extLst>
                         <a:ext uri="{28A0092B-C50C-407E-A947-70E740481C1C}">
                           <a14:useLocalDpi xmlns:a14="http://schemas.microsoft.com/office/drawing/2010/main" val="0"/>
@@ -11406,7 +9694,7 @@
                     </pic:cNvPicPr>
                   </pic:nvPicPr>
                   <pic:blipFill>
-                    <a:blip r:embed="rId12" cstate="print">
+                    <a:blip r:embed="rId13" cstate="print">
                       <a:extLst>
                         <a:ext uri="{28A0092B-C50C-407E-A947-70E740481C1C}">
                           <a14:useLocalDpi xmlns:a14="http://schemas.microsoft.com/office/drawing/2010/main" val="0"/>
@@ -11480,7 +9768,7 @@
                     </pic:cNvPicPr>
                   </pic:nvPicPr>
                   <pic:blipFill>
-                    <a:blip r:embed="rId13" cstate="print">
+                    <a:blip r:embed="rId14" cstate="print">
                       <a:extLst>
                         <a:ext uri="{28A0092B-C50C-407E-A947-70E740481C1C}">
                           <a14:useLocalDpi xmlns:a14="http://schemas.microsoft.com/office/drawing/2010/main" val="0"/>
@@ -11560,7 +9848,7 @@
                     </pic:cNvPicPr>
                   </pic:nvPicPr>
                   <pic:blipFill>
-                    <a:blip r:embed="rId14" cstate="print">
+                    <a:blip r:embed="rId15" cstate="print">
                       <a:extLst>
                         <a:ext uri="{28A0092B-C50C-407E-A947-70E740481C1C}">
                           <a14:useLocalDpi xmlns:a14="http://schemas.microsoft.com/office/drawing/2010/main" val="0"/>
@@ -11626,7 +9914,7 @@
     </w:p>
     <w:tbl>
       <w:tblPr>
-        <w:tblW w:w="9360" w:type="dxa"/>
+        <w:tblW w:w="10165" w:type="dxa"/>
         <w:tblBorders>
           <w:top w:val="single" w:sz="4" w:space="0" w:color="auto"/>
           <w:left w:val="single" w:sz="4" w:space="0" w:color="auto"/>
@@ -11643,16 +9931,9 @@
       </w:tblPr>
       <w:tblGrid>
         <w:gridCol w:w="2200"/>
-        <w:gridCol w:w="2200"/>
-        <w:gridCol w:w="4960"/>
+        <w:gridCol w:w="7965"/>
       </w:tblGrid>
       <w:tr>
-        <w:tblPrEx>
-          <w:tblCellMar>
-            <w:top w:w="0" w:type="dxa"/>
-            <w:bottom w:w="0" w:type="dxa"/>
-          </w:tblCellMar>
-        </w:tblPrEx>
         <w:tc>
           <w:tcPr>
             <w:tcW w:w="2200" w:type="dxa"/>
@@ -11685,7 +9966,7 @@
         </w:tc>
         <w:tc>
           <w:tcPr>
-            <w:tcW w:w="2200" w:type="dxa"/>
+            <w:tcW w:w="7965" w:type="dxa"/>
             <w:tcBorders>
               <w:top w:val="single" w:sz="4" w:space="0" w:color="000000"/>
               <w:left w:val="single" w:sz="4" w:space="0" w:color="000000"/>
@@ -11709,57 +9990,21 @@
                 <w:sz w:val="20"/>
                 <w:szCs w:val="20"/>
               </w:rPr>
-              <w:t>Role</w:t>
-            </w:r>
-          </w:p>
-        </w:tc>
-        <w:tc>
-          <w:tcPr>
-            <w:tcW w:w="4960" w:type="dxa"/>
+              <w:t>Responsibilities in Sprint 1</w:t>
+            </w:r>
+          </w:p>
+        </w:tc>
+      </w:tr>
+      <w:tr>
+        <w:tc>
+          <w:tcPr>
+            <w:tcW w:w="2200" w:type="dxa"/>
             <w:tcBorders>
               <w:top w:val="single" w:sz="4" w:space="0" w:color="000000"/>
               <w:left w:val="single" w:sz="4" w:space="0" w:color="000000"/>
               <w:bottom w:val="single" w:sz="4" w:space="0" w:color="000000"/>
               <w:right w:val="single" w:sz="4" w:space="0" w:color="000000"/>
             </w:tcBorders>
-            <w:shd w:val="clear" w:color="auto" w:fill="1A5276"/>
-            <w:tcMar>
-              <w:top w:w="80" w:type="dxa"/>
-              <w:left w:w="120" w:type="dxa"/>
-              <w:bottom w:w="80" w:type="dxa"/>
-              <w:right w:w="120" w:type="dxa"/>
-            </w:tcMar>
-          </w:tcPr>
-          <w:p>
-            <w:r>
-              <w:rPr>
-                <w:b/>
-                <w:bCs/>
-                <w:color w:val="FFFFFF"/>
-                <w:sz w:val="20"/>
-                <w:szCs w:val="20"/>
-              </w:rPr>
-              <w:t>Responsibilities in Sprint 1</w:t>
-            </w:r>
-          </w:p>
-        </w:tc>
-      </w:tr>
-      <w:tr>
-        <w:tblPrEx>
-          <w:tblCellMar>
-            <w:top w:w="0" w:type="dxa"/>
-            <w:bottom w:w="0" w:type="dxa"/>
-          </w:tblCellMar>
-        </w:tblPrEx>
-        <w:tc>
-          <w:tcPr>
-            <w:tcW w:w="2200" w:type="dxa"/>
-            <w:tcBorders>
-              <w:top w:val="single" w:sz="4" w:space="0" w:color="000000"/>
-              <w:left w:val="single" w:sz="4" w:space="0" w:color="000000"/>
-              <w:bottom w:val="single" w:sz="4" w:space="0" w:color="000000"/>
-              <w:right w:val="single" w:sz="4" w:space="0" w:color="000000"/>
-            </w:tcBorders>
             <w:shd w:val="clear" w:color="auto" w:fill="F5F5F5"/>
             <w:tcMar>
               <w:top w:w="80" w:type="dxa"/>
@@ -11782,34 +10027,7 @@
         </w:tc>
         <w:tc>
           <w:tcPr>
-            <w:tcW w:w="2200" w:type="dxa"/>
-            <w:tcBorders>
-              <w:top w:val="single" w:sz="4" w:space="0" w:color="000000"/>
-              <w:left w:val="single" w:sz="4" w:space="0" w:color="000000"/>
-              <w:bottom w:val="single" w:sz="4" w:space="0" w:color="000000"/>
-              <w:right w:val="single" w:sz="4" w:space="0" w:color="000000"/>
-            </w:tcBorders>
-            <w:shd w:val="clear" w:color="auto" w:fill="F5F5F5"/>
-            <w:tcMar>
-              <w:top w:w="80" w:type="dxa"/>
-              <w:left w:w="120" w:type="dxa"/>
-              <w:bottom w:w="80" w:type="dxa"/>
-              <w:right w:w="120" w:type="dxa"/>
-            </w:tcMar>
-          </w:tcPr>
-          <w:p>
-            <w:r>
-              <w:rPr>
-                <w:sz w:val="20"/>
-                <w:szCs w:val="20"/>
-              </w:rPr>
-              <w:t>Backend Developer &amp; Team Lead</w:t>
-            </w:r>
-          </w:p>
-        </w:tc>
-        <w:tc>
-          <w:tcPr>
-            <w:tcW w:w="4960" w:type="dxa"/>
+            <w:tcW w:w="7965" w:type="dxa"/>
             <w:tcBorders>
               <w:top w:val="single" w:sz="4" w:space="0" w:color="000000"/>
               <w:left w:val="single" w:sz="4" w:space="0" w:color="000000"/>
@@ -11855,23 +10073,7 @@
                 <w:sz w:val="20"/>
                 <w:szCs w:val="20"/>
               </w:rPr>
-              <w:t xml:space="preserve">Implement </w:t>
-            </w:r>
-            <w:proofErr w:type="spellStart"/>
-            <w:r>
-              <w:rPr>
-                <w:sz w:val="20"/>
-                <w:szCs w:val="20"/>
-              </w:rPr>
-              <w:t>createUserWithEmailAndPassword</w:t>
-            </w:r>
-            <w:proofErr w:type="spellEnd"/>
-            <w:r>
-              <w:rPr>
-                <w:sz w:val="20"/>
-                <w:szCs w:val="20"/>
-              </w:rPr>
-              <w:t xml:space="preserve"> for signup</w:t>
+              <w:t>Implement createUserWithEmailAndPassword for signup</w:t>
             </w:r>
           </w:p>
           <w:p>
@@ -11883,21 +10085,12 @@
               </w:numPr>
               <w:spacing w:before="30" w:after="30"/>
             </w:pPr>
-            <w:proofErr w:type="spellStart"/>
-            <w:r>
-              <w:rPr>
-                <w:sz w:val="20"/>
-                <w:szCs w:val="20"/>
-              </w:rPr>
-              <w:t>Firestore</w:t>
-            </w:r>
-            <w:proofErr w:type="spellEnd"/>
-            <w:r>
-              <w:rPr>
-                <w:sz w:val="20"/>
-                <w:szCs w:val="20"/>
-              </w:rPr>
-              <w:t xml:space="preserve"> database structure design and rules</w:t>
+            <w:r>
+              <w:rPr>
+                <w:sz w:val="20"/>
+                <w:szCs w:val="20"/>
+              </w:rPr>
+              <w:t>Firestore database structure design and rules</w:t>
             </w:r>
           </w:p>
           <w:p>
@@ -11914,17 +10107,36 @@
                 <w:sz w:val="20"/>
                 <w:szCs w:val="20"/>
               </w:rPr>
-              <w:t xml:space="preserve">Save and fetch user data from </w:t>
-            </w:r>
-            <w:proofErr w:type="spellStart"/>
-            <w:r>
-              <w:rPr>
-                <w:sz w:val="20"/>
-                <w:szCs w:val="20"/>
-              </w:rPr>
-              <w:t>Firestore</w:t>
-            </w:r>
-            <w:proofErr w:type="spellEnd"/>
+              <w:t>Save</w:t>
+            </w:r>
+            <w:r>
+              <w:rPr>
+                <w:sz w:val="20"/>
+                <w:szCs w:val="20"/>
+              </w:rPr>
+              <w:t xml:space="preserve"> </w:t>
+            </w:r>
+            <w:r>
+              <w:rPr>
+                <w:sz w:val="20"/>
+                <w:szCs w:val="20"/>
+              </w:rPr>
+              <w:t xml:space="preserve">user data </w:t>
+            </w:r>
+            <w:r>
+              <w:rPr>
+                <w:sz w:val="20"/>
+                <w:szCs w:val="20"/>
+              </w:rPr>
+              <w:t>on</w:t>
+            </w:r>
+            <w:r>
+              <w:rPr>
+                <w:sz w:val="20"/>
+                <w:szCs w:val="20"/>
+              </w:rPr>
+              <w:t xml:space="preserve"> Firestore</w:t>
+            </w:r>
           </w:p>
           <w:p>
             <w:pPr>
@@ -11940,7 +10152,7 @@
                 <w:sz w:val="20"/>
                 <w:szCs w:val="20"/>
               </w:rPr>
-              <w:t>Firebase Storage integration for profile pictures</w:t>
+              <w:t>sendPasswordResetEmail integration</w:t>
             </w:r>
           </w:p>
           <w:p>
@@ -11952,21 +10164,12 @@
               </w:numPr>
               <w:spacing w:before="30" w:after="30"/>
             </w:pPr>
-            <w:proofErr w:type="spellStart"/>
-            <w:r>
-              <w:rPr>
-                <w:sz w:val="20"/>
-                <w:szCs w:val="20"/>
-              </w:rPr>
-              <w:t>sendPasswordResetEmail</w:t>
-            </w:r>
-            <w:proofErr w:type="spellEnd"/>
-            <w:r>
-              <w:rPr>
-                <w:sz w:val="20"/>
-                <w:szCs w:val="20"/>
-              </w:rPr>
-              <w:t xml:space="preserve"> integration</w:t>
+            <w:r>
+              <w:rPr>
+                <w:sz w:val="20"/>
+                <w:szCs w:val="20"/>
+              </w:rPr>
+              <w:t>Session persistence configuration</w:t>
             </w:r>
           </w:p>
           <w:p>
@@ -11983,9 +10186,58 @@
                 <w:sz w:val="20"/>
                 <w:szCs w:val="20"/>
               </w:rPr>
-              <w:t>Session persistence configuration</w:t>
-            </w:r>
-          </w:p>
+              <w:t>Trello board setup and maintenance</w:t>
+            </w:r>
+          </w:p>
+        </w:tc>
+      </w:tr>
+      <w:tr>
+        <w:tc>
+          <w:tcPr>
+            <w:tcW w:w="2200" w:type="dxa"/>
+            <w:tcBorders>
+              <w:top w:val="single" w:sz="4" w:space="0" w:color="000000"/>
+              <w:left w:val="single" w:sz="4" w:space="0" w:color="000000"/>
+              <w:bottom w:val="single" w:sz="4" w:space="0" w:color="000000"/>
+              <w:right w:val="single" w:sz="4" w:space="0" w:color="000000"/>
+            </w:tcBorders>
+            <w:shd w:val="clear" w:color="auto" w:fill="FFFFFF"/>
+            <w:tcMar>
+              <w:top w:w="80" w:type="dxa"/>
+              <w:left w:w="120" w:type="dxa"/>
+              <w:bottom w:w="80" w:type="dxa"/>
+              <w:right w:w="120" w:type="dxa"/>
+            </w:tcMar>
+          </w:tcPr>
+          <w:p>
+            <w:r>
+              <w:rPr>
+                <w:b/>
+                <w:bCs/>
+                <w:sz w:val="20"/>
+                <w:szCs w:val="20"/>
+              </w:rPr>
+              <w:t>Faiqa Waseem 23L-0633</w:t>
+            </w:r>
+          </w:p>
+        </w:tc>
+        <w:tc>
+          <w:tcPr>
+            <w:tcW w:w="7965" w:type="dxa"/>
+            <w:tcBorders>
+              <w:top w:val="single" w:sz="4" w:space="0" w:color="000000"/>
+              <w:left w:val="single" w:sz="4" w:space="0" w:color="000000"/>
+              <w:bottom w:val="single" w:sz="4" w:space="0" w:color="000000"/>
+              <w:right w:val="single" w:sz="4" w:space="0" w:color="000000"/>
+            </w:tcBorders>
+            <w:shd w:val="clear" w:color="auto" w:fill="FFFFFF"/>
+            <w:tcMar>
+              <w:top w:w="80" w:type="dxa"/>
+              <w:left w:w="120" w:type="dxa"/>
+              <w:bottom w:w="80" w:type="dxa"/>
+              <w:right w:w="120" w:type="dxa"/>
+            </w:tcMar>
+          </w:tcPr>
           <w:p>
             <w:pPr>
               <w:pStyle w:val="ListParagraph"/>
@@ -12000,91 +10252,9 @@
                 <w:sz w:val="20"/>
                 <w:szCs w:val="20"/>
               </w:rPr>
-              <w:t>Connect frontend forms to Firebase Auth APIs</w:t>
-            </w:r>
-          </w:p>
-        </w:tc>
-      </w:tr>
-      <w:tr>
-        <w:tblPrEx>
-          <w:tblCellMar>
-            <w:top w:w="0" w:type="dxa"/>
-            <w:bottom w:w="0" w:type="dxa"/>
-          </w:tblCellMar>
-        </w:tblPrEx>
-        <w:tc>
-          <w:tcPr>
-            <w:tcW w:w="2200" w:type="dxa"/>
-            <w:tcBorders>
-              <w:top w:val="single" w:sz="4" w:space="0" w:color="000000"/>
-              <w:left w:val="single" w:sz="4" w:space="0" w:color="000000"/>
-              <w:bottom w:val="single" w:sz="4" w:space="0" w:color="000000"/>
-              <w:right w:val="single" w:sz="4" w:space="0" w:color="000000"/>
-            </w:tcBorders>
-            <w:shd w:val="clear" w:color="auto" w:fill="FFFFFF"/>
-            <w:tcMar>
-              <w:top w:w="80" w:type="dxa"/>
-              <w:left w:w="120" w:type="dxa"/>
-              <w:bottom w:w="80" w:type="dxa"/>
-              <w:right w:w="120" w:type="dxa"/>
-            </w:tcMar>
-          </w:tcPr>
-          <w:p>
-            <w:r>
-              <w:rPr>
-                <w:b/>
-                <w:bCs/>
-                <w:sz w:val="20"/>
-                <w:szCs w:val="20"/>
-              </w:rPr>
-              <w:t>Faiqa Waseem 23L-0633</w:t>
-            </w:r>
-          </w:p>
-        </w:tc>
-        <w:tc>
-          <w:tcPr>
-            <w:tcW w:w="2200" w:type="dxa"/>
-            <w:tcBorders>
-              <w:top w:val="single" w:sz="4" w:space="0" w:color="000000"/>
-              <w:left w:val="single" w:sz="4" w:space="0" w:color="000000"/>
-              <w:bottom w:val="single" w:sz="4" w:space="0" w:color="000000"/>
-              <w:right w:val="single" w:sz="4" w:space="0" w:color="000000"/>
-            </w:tcBorders>
-            <w:shd w:val="clear" w:color="auto" w:fill="FFFFFF"/>
-            <w:tcMar>
-              <w:top w:w="80" w:type="dxa"/>
-              <w:left w:w="120" w:type="dxa"/>
-              <w:bottom w:w="80" w:type="dxa"/>
-              <w:right w:w="120" w:type="dxa"/>
-            </w:tcMar>
-          </w:tcPr>
-          <w:p>
-            <w:r>
-              <w:rPr>
-                <w:sz w:val="20"/>
-                <w:szCs w:val="20"/>
-              </w:rPr>
-              <w:t>Frontend Developer &amp; UI/UX</w:t>
-            </w:r>
-          </w:p>
-        </w:tc>
-        <w:tc>
-          <w:tcPr>
-            <w:tcW w:w="4960" w:type="dxa"/>
-            <w:tcBorders>
-              <w:top w:val="single" w:sz="4" w:space="0" w:color="000000"/>
-              <w:left w:val="single" w:sz="4" w:space="0" w:color="000000"/>
-              <w:bottom w:val="single" w:sz="4" w:space="0" w:color="000000"/>
-              <w:right w:val="single" w:sz="4" w:space="0" w:color="000000"/>
-            </w:tcBorders>
-            <w:shd w:val="clear" w:color="auto" w:fill="FFFFFF"/>
-            <w:tcMar>
-              <w:top w:w="80" w:type="dxa"/>
-              <w:left w:w="120" w:type="dxa"/>
-              <w:bottom w:w="80" w:type="dxa"/>
-              <w:right w:w="120" w:type="dxa"/>
-            </w:tcMar>
-          </w:tcPr>
+              <w:t>Design and implement Signup page UI</w:t>
+            </w:r>
+          </w:p>
           <w:p>
             <w:pPr>
               <w:pStyle w:val="ListParagraph"/>
@@ -12099,7 +10269,7 @@
                 <w:sz w:val="20"/>
                 <w:szCs w:val="20"/>
               </w:rPr>
-              <w:t>Design and implement Signup page UI</w:t>
+              <w:t>Design and implement Login page UI</w:t>
             </w:r>
           </w:p>
           <w:p>
@@ -12116,7 +10286,7 @@
                 <w:sz w:val="20"/>
                 <w:szCs w:val="20"/>
               </w:rPr>
-              <w:t>Design and implement Login page UI</w:t>
+              <w:t>Design and implement Profile page UI</w:t>
             </w:r>
           </w:p>
           <w:p>
@@ -12133,7 +10303,7 @@
                 <w:sz w:val="20"/>
                 <w:szCs w:val="20"/>
               </w:rPr>
-              <w:t>Design and implement Profile page UI</w:t>
+              <w:t>Connect frontend forms to Firebase Auth APIs</w:t>
             </w:r>
           </w:p>
           <w:p>
@@ -12150,7 +10320,7 @@
                 <w:sz w:val="20"/>
                 <w:szCs w:val="20"/>
               </w:rPr>
-              <w:t>Forgot Password page UI</w:t>
+              <w:t>Documentation: user stories, structured specifications, NFRs</w:t>
             </w:r>
           </w:p>
           <w:p>
@@ -12162,21 +10332,12 @@
               </w:numPr>
               <w:spacing w:before="30" w:after="30"/>
             </w:pPr>
-            <w:proofErr w:type="gramStart"/>
-            <w:r>
-              <w:rPr>
-                <w:sz w:val="20"/>
-                <w:szCs w:val="20"/>
-              </w:rPr>
-              <w:t>Form</w:t>
-            </w:r>
-            <w:proofErr w:type="gramEnd"/>
-            <w:r>
-              <w:rPr>
-                <w:sz w:val="20"/>
-                <w:szCs w:val="20"/>
-              </w:rPr>
-              <w:t xml:space="preserve"> validation and inline error display</w:t>
+            <w:r>
+              <w:rPr>
+                <w:sz w:val="20"/>
+                <w:szCs w:val="20"/>
+              </w:rPr>
+              <w:t>Form validation and inline error display</w:t>
             </w:r>
           </w:p>
           <w:p>
@@ -12199,12 +10360,6 @@
         </w:tc>
       </w:tr>
       <w:tr>
-        <w:tblPrEx>
-          <w:tblCellMar>
-            <w:top w:w="0" w:type="dxa"/>
-            <w:bottom w:w="0" w:type="dxa"/>
-          </w:tblCellMar>
-        </w:tblPrEx>
         <w:tc>
           <w:tcPr>
             <w:tcW w:w="2200" w:type="dxa"/>
@@ -12236,34 +10391,7 @@
         </w:tc>
         <w:tc>
           <w:tcPr>
-            <w:tcW w:w="2200" w:type="dxa"/>
-            <w:tcBorders>
-              <w:top w:val="single" w:sz="4" w:space="0" w:color="000000"/>
-              <w:left w:val="single" w:sz="4" w:space="0" w:color="000000"/>
-              <w:bottom w:val="single" w:sz="4" w:space="0" w:color="000000"/>
-              <w:right w:val="single" w:sz="4" w:space="0" w:color="000000"/>
-            </w:tcBorders>
-            <w:shd w:val="clear" w:color="auto" w:fill="F5F5F5"/>
-            <w:tcMar>
-              <w:top w:w="80" w:type="dxa"/>
-              <w:left w:w="120" w:type="dxa"/>
-              <w:bottom w:w="80" w:type="dxa"/>
-              <w:right w:w="120" w:type="dxa"/>
-            </w:tcMar>
-          </w:tcPr>
-          <w:p>
-            <w:r>
-              <w:rPr>
-                <w:sz w:val="20"/>
-                <w:szCs w:val="20"/>
-              </w:rPr>
-              <w:t>Project Manager &amp; Architect</w:t>
-            </w:r>
-          </w:p>
-        </w:tc>
-        <w:tc>
-          <w:tcPr>
-            <w:tcW w:w="4960" w:type="dxa"/>
+            <w:tcW w:w="7965" w:type="dxa"/>
             <w:tcBorders>
               <w:top w:val="single" w:sz="4" w:space="0" w:color="000000"/>
               <w:left w:val="single" w:sz="4" w:space="0" w:color="000000"/>
@@ -12292,7 +10420,14 @@
                 <w:sz w:val="20"/>
                 <w:szCs w:val="20"/>
               </w:rPr>
-              <w:t>Project planning and sprint coordination</w:t>
+              <w:t xml:space="preserve">Design and implement </w:t>
+            </w:r>
+            <w:r>
+              <w:rPr>
+                <w:sz w:val="20"/>
+                <w:szCs w:val="20"/>
+              </w:rPr>
+              <w:t>User Dashboard UI</w:t>
             </w:r>
           </w:p>
           <w:p>
@@ -12309,7 +10444,14 @@
                 <w:sz w:val="20"/>
                 <w:szCs w:val="20"/>
               </w:rPr>
-              <w:t>Trello board setup and maintenance</w:t>
+              <w:t xml:space="preserve">Design and implement </w:t>
+            </w:r>
+            <w:r>
+              <w:rPr>
+                <w:sz w:val="20"/>
+                <w:szCs w:val="20"/>
+              </w:rPr>
+              <w:t>Watchlist Page UI</w:t>
             </w:r>
           </w:p>
           <w:p>
@@ -12326,7 +10468,21 @@
                 <w:sz w:val="20"/>
                 <w:szCs w:val="20"/>
               </w:rPr>
-              <w:t>Documentation: user stories, structured specifications, NFRs</w:t>
+              <w:t xml:space="preserve">Design and implement </w:t>
+            </w:r>
+            <w:r>
+              <w:rPr>
+                <w:sz w:val="20"/>
+                <w:szCs w:val="20"/>
+              </w:rPr>
+              <w:t>Search</w:t>
+            </w:r>
+            <w:r>
+              <w:rPr>
+                <w:sz w:val="20"/>
+                <w:szCs w:val="20"/>
+              </w:rPr>
+              <w:t xml:space="preserve"> Page UI</w:t>
             </w:r>
           </w:p>
           <w:p>
@@ -12343,7 +10499,14 @@
                 <w:sz w:val="20"/>
                 <w:szCs w:val="20"/>
               </w:rPr>
-              <w:t>Code review and integration testing</w:t>
+              <w:t>F</w:t>
+            </w:r>
+            <w:r>
+              <w:rPr>
+                <w:sz w:val="20"/>
+                <w:szCs w:val="20"/>
+              </w:rPr>
+              <w:t>etch user data from Firestore</w:t>
             </w:r>
           </w:p>
           <w:p>
@@ -12360,7 +10523,24 @@
                 <w:sz w:val="20"/>
                 <w:szCs w:val="20"/>
               </w:rPr>
-              <w:t>Deliverable 2 report compilation</w:t>
+              <w:t>Project planning and sprint coordination</w:t>
+            </w:r>
+          </w:p>
+          <w:p>
+            <w:pPr>
+              <w:pStyle w:val="ListParagraph"/>
+              <w:numPr>
+                <w:ilvl w:val="0"/>
+                <w:numId w:val="2"/>
+              </w:numPr>
+              <w:spacing w:before="30" w:after="30"/>
+            </w:pPr>
+            <w:r>
+              <w:rPr>
+                <w:sz w:val="20"/>
+                <w:szCs w:val="20"/>
+              </w:rPr>
+              <w:t>Code review and integration testing</w:t>
             </w:r>
           </w:p>
         </w:tc>
@@ -13026,6 +11206,7 @@
   <w:style w:type="character" w:default="1" w:styleId="DefaultParagraphFont">
     <w:name w:val="Default Paragraph Font"/>
     <w:uiPriority w:val="1"/>
+    <w:semiHidden/>
     <w:unhideWhenUsed/>
   </w:style>
   <w:style w:type="table" w:default="1" w:styleId="TableNormal">
